--- a/CLG-Mexico/CLG墨西哥商业计划书_2026.docx
+++ b/CLG-Mexico/CLG墨西哥商业计划书_2026.docx
@@ -1890,7 +1890,7 @@
           <w:color w:val="0B2545"/>
           <w:sz w:val="17"/>
         </w:rPr>
-        <w:t>投 资 回 报 测 算   RETURN ON INVESTMENT</w:t>
+        <w:t>首 年 分 季 度 损 益   FY1 QUARTERLY P&amp;L</w:t>
       </w:r>
     </w:p>
     <w:tbl>
@@ -1909,10 +1909,12 @@
         <w:tblLook w:firstColumn="1" w:firstRow="1" w:lastColumn="0" w:lastRow="0" w:noHBand="0" w:noVBand="1" w:val="04A0"/>
       </w:tblPr>
       <w:tblGrid>
-        <w:gridCol w:w="2211"/>
         <w:gridCol w:w="2608"/>
-        <w:gridCol w:w="1984"/>
-        <w:gridCol w:w="3288"/>
+        <w:gridCol w:w="1417"/>
+        <w:gridCol w:w="1417"/>
+        <w:gridCol w:w="1417"/>
+        <w:gridCol w:w="1417"/>
+        <w:gridCol w:w="1814"/>
       </w:tblGrid>
       <w:tr>
         <w:trPr>
@@ -1920,7 +1922,7 @@
         </w:trPr>
         <w:tc>
           <w:tcPr>
-            <w:tcW w:type="dxa" w:w="2211"/>
+            <w:tcW w:type="dxa" w:w="2608"/>
             <w:shd w:val="clear" w:color="auto" w:fill="0B2545"/>
             <w:tcMar>
               <w:top w:w="40" w:type="dxa"/>
@@ -1945,13 +1947,13 @@
                 <w:color w:val="FFFFFF"/>
                 <w:sz w:val="16"/>
               </w:rPr>
-              <w:t>回报口径</w:t>
-            </w:r>
-          </w:p>
-        </w:tc>
-        <w:tc>
-          <w:tcPr>
-            <w:tcW w:type="dxa" w:w="2608"/>
+              <w:t>项目（百万比索）</w:t>
+            </w:r>
+          </w:p>
+        </w:tc>
+        <w:tc>
+          <w:tcPr>
+            <w:tcW w:type="dxa" w:w="1417"/>
             <w:shd w:val="clear" w:color="auto" w:fill="0B2545"/>
             <w:tcMar>
               <w:top w:w="40" w:type="dxa"/>
@@ -1976,13 +1978,13 @@
                 <w:color w:val="FFFFFF"/>
                 <w:sz w:val="16"/>
               </w:rPr>
-              <w:t>金额</w:t>
-            </w:r>
-          </w:p>
-        </w:tc>
-        <w:tc>
-          <w:tcPr>
-            <w:tcW w:type="dxa" w:w="1984"/>
+              <w:t>第一季度</w:t>
+            </w:r>
+          </w:p>
+        </w:tc>
+        <w:tc>
+          <w:tcPr>
+            <w:tcW w:type="dxa" w:w="1417"/>
             <w:shd w:val="clear" w:color="auto" w:fill="0B2545"/>
             <w:tcMar>
               <w:top w:w="40" w:type="dxa"/>
@@ -2007,13 +2009,13 @@
                 <w:color w:val="FFFFFF"/>
                 <w:sz w:val="16"/>
               </w:rPr>
-              <w:t>相对总投资额（115 万美元）</w:t>
-            </w:r>
-          </w:p>
-        </w:tc>
-        <w:tc>
-          <w:tcPr>
-            <w:tcW w:type="dxa" w:w="3288"/>
+              <w:t>第二季度</w:t>
+            </w:r>
+          </w:p>
+        </w:tc>
+        <w:tc>
+          <w:tcPr>
+            <w:tcW w:type="dxa" w:w="1417"/>
             <w:shd w:val="clear" w:color="auto" w:fill="0B2545"/>
             <w:tcMar>
               <w:top w:w="40" w:type="dxa"/>
@@ -2038,7 +2040,69 @@
                 <w:color w:val="FFFFFF"/>
                 <w:sz w:val="16"/>
               </w:rPr>
-              <w:t>说明</w:t>
+              <w:t>第三季度</w:t>
+            </w:r>
+          </w:p>
+        </w:tc>
+        <w:tc>
+          <w:tcPr>
+            <w:tcW w:type="dxa" w:w="1417"/>
+            <w:shd w:val="clear" w:color="auto" w:fill="0B2545"/>
+            <w:tcMar>
+              <w:top w:w="40" w:type="dxa"/>
+              <w:left w:w="90" w:type="dxa"/>
+              <w:bottom w:w="40" w:type="dxa"/>
+              <w:right w:w="90" w:type="dxa"/>
+            </w:tcMar>
+            <w:vAlign w:val="center"/>
+          </w:tcPr>
+          <w:p>
+            <w:pPr>
+              <w:keepNext/>
+              <w:spacing w:before="30" w:after="30" w:lineRule="auto" w:line="264"/>
+              <w:jc w:val="center"/>
+            </w:pPr>
+            <w:r/>
+            <w:r>
+              <w:rPr>
+                <w:rFonts w:ascii="Calibri" w:hAnsi="Calibri" w:eastAsia="Microsoft YaHei"/>
+                <w:b/>
+                <w:i w:val="0"/>
+                <w:color w:val="FFFFFF"/>
+                <w:sz w:val="16"/>
+              </w:rPr>
+              <w:t>第四季度</w:t>
+            </w:r>
+          </w:p>
+        </w:tc>
+        <w:tc>
+          <w:tcPr>
+            <w:tcW w:type="dxa" w:w="1814"/>
+            <w:shd w:val="clear" w:color="auto" w:fill="0B2545"/>
+            <w:tcMar>
+              <w:top w:w="40" w:type="dxa"/>
+              <w:left w:w="90" w:type="dxa"/>
+              <w:bottom w:w="40" w:type="dxa"/>
+              <w:right w:w="90" w:type="dxa"/>
+            </w:tcMar>
+            <w:vAlign w:val="center"/>
+          </w:tcPr>
+          <w:p>
+            <w:pPr>
+              <w:keepNext/>
+              <w:spacing w:before="30" w:after="30" w:lineRule="auto" w:line="264"/>
+              <w:jc w:val="center"/>
+            </w:pPr>
+            <w:r/>
+            <w:r>
+              <w:rPr>
+                <w:rFonts w:ascii="Calibri" w:hAnsi="Calibri" w:eastAsia="Microsoft YaHei"/>
+                <w:b/>
+                <w:i w:val="0"/>
+                <w:color w:val="FFFFFF"/>
+                <w:sz w:val="16"/>
+              </w:rPr>
+              <w:t>第一年合计</w:t>
             </w:r>
           </w:p>
         </w:tc>
@@ -2046,7 +2110,7 @@
       <w:tr>
         <w:tc>
           <w:tcPr>
-            <w:tcW w:type="dxa" w:w="2211"/>
+            <w:tcW w:type="dxa" w:w="2608"/>
             <w:tcMar>
               <w:top w:w="40" w:type="dxa"/>
               <w:left w:w="90" w:type="dxa"/>
@@ -2058,7 +2122,7 @@
           <w:p>
             <w:pPr>
               <w:keepNext/>
-              <w:spacing w:before="14" w:after="14" w:lineRule="auto" w:line="264"/>
+              <w:spacing w:before="11" w:after="11" w:lineRule="auto" w:line="264"/>
             </w:pPr>
             <w:r/>
             <w:r>
@@ -2067,15 +2131,15 @@
                 <w:b w:val="0"/>
                 <w:i w:val="0"/>
                 <w:color w:val="1A1A1A"/>
-                <w:sz w:val="15"/>
-              </w:rPr>
-              <w:t>第三年 EBITDA</w:t>
-            </w:r>
-          </w:p>
-        </w:tc>
-        <w:tc>
-          <w:tcPr>
-            <w:tcW w:type="dxa" w:w="2608"/>
+                <w:sz w:val="14"/>
+              </w:rPr>
+              <w:t>营业收入</w:t>
+            </w:r>
+          </w:p>
+        </w:tc>
+        <w:tc>
+          <w:tcPr>
+            <w:tcW w:type="dxa" w:w="1417"/>
             <w:tcMar>
               <w:top w:w="40" w:type="dxa"/>
               <w:left w:w="90" w:type="dxa"/>
@@ -2087,7 +2151,7 @@
           <w:p>
             <w:pPr>
               <w:keepNext/>
-              <w:spacing w:before="14" w:after="14" w:lineRule="auto" w:line="264"/>
+              <w:spacing w:before="11" w:after="11" w:lineRule="auto" w:line="264"/>
               <w:jc w:val="center"/>
             </w:pPr>
             <w:r/>
@@ -2097,15 +2161,15 @@
                 <w:b w:val="0"/>
                 <w:i w:val="0"/>
                 <w:color w:val="1A1A1A"/>
-                <w:sz w:val="15"/>
-              </w:rPr>
-              <w:t>9,690 万比索 / 524 万美元</w:t>
-            </w:r>
-          </w:p>
-        </w:tc>
-        <w:tc>
-          <w:tcPr>
-            <w:tcW w:type="dxa" w:w="1984"/>
+                <w:sz w:val="14"/>
+              </w:rPr>
+              <w:t>12.00</w:t>
+            </w:r>
+          </w:p>
+        </w:tc>
+        <w:tc>
+          <w:tcPr>
+            <w:tcW w:type="dxa" w:w="1417"/>
             <w:tcMar>
               <w:top w:w="40" w:type="dxa"/>
               <w:left w:w="90" w:type="dxa"/>
@@ -2117,7 +2181,7 @@
           <w:p>
             <w:pPr>
               <w:keepNext/>
-              <w:spacing w:before="14" w:after="14" w:lineRule="auto" w:line="264"/>
+              <w:spacing w:before="11" w:after="11" w:lineRule="auto" w:line="264"/>
               <w:jc w:val="center"/>
             </w:pPr>
             <w:r/>
@@ -2127,15 +2191,15 @@
                 <w:b w:val="0"/>
                 <w:i w:val="0"/>
                 <w:color w:val="1A1A1A"/>
-                <w:sz w:val="15"/>
-              </w:rPr>
-              <w:t>4.6 倍</w:t>
-            </w:r>
-          </w:p>
-        </w:tc>
-        <w:tc>
-          <w:tcPr>
-            <w:tcW w:type="dxa" w:w="3288"/>
+                <w:sz w:val="14"/>
+              </w:rPr>
+              <w:t>21.00</w:t>
+            </w:r>
+          </w:p>
+        </w:tc>
+        <w:tc>
+          <w:tcPr>
+            <w:tcW w:type="dxa" w:w="1417"/>
             <w:tcMar>
               <w:top w:w="40" w:type="dxa"/>
               <w:left w:w="90" w:type="dxa"/>
@@ -2147,7 +2211,8 @@
           <w:p>
             <w:pPr>
               <w:keepNext/>
-              <w:spacing w:before="14" w:after="14" w:lineRule="auto" w:line="264"/>
+              <w:spacing w:before="11" w:after="11" w:lineRule="auto" w:line="264"/>
+              <w:jc w:val="center"/>
             </w:pPr>
             <w:r/>
             <w:r>
@@ -2156,9 +2221,69 @@
                 <w:b w:val="0"/>
                 <w:i w:val="0"/>
                 <w:color w:val="1A1A1A"/>
-                <w:sz w:val="15"/>
-              </w:rPr>
-              <w:t>单一年度即覆盖总投资 4.6 倍</w:t>
+                <w:sz w:val="14"/>
+              </w:rPr>
+              <w:t>28.00</w:t>
+            </w:r>
+          </w:p>
+        </w:tc>
+        <w:tc>
+          <w:tcPr>
+            <w:tcW w:type="dxa" w:w="1417"/>
+            <w:tcMar>
+              <w:top w:w="40" w:type="dxa"/>
+              <w:left w:w="90" w:type="dxa"/>
+              <w:bottom w:w="40" w:type="dxa"/>
+              <w:right w:w="90" w:type="dxa"/>
+            </w:tcMar>
+            <w:vAlign w:val="center"/>
+          </w:tcPr>
+          <w:p>
+            <w:pPr>
+              <w:keepNext/>
+              <w:spacing w:before="11" w:after="11" w:lineRule="auto" w:line="264"/>
+              <w:jc w:val="center"/>
+            </w:pPr>
+            <w:r/>
+            <w:r>
+              <w:rPr>
+                <w:rFonts w:ascii="Calibri" w:hAnsi="Calibri" w:eastAsia="Microsoft YaHei"/>
+                <w:b w:val="0"/>
+                <w:i w:val="0"/>
+                <w:color w:val="1A1A1A"/>
+                <w:sz w:val="14"/>
+              </w:rPr>
+              <w:t>38.00</w:t>
+            </w:r>
+          </w:p>
+        </w:tc>
+        <w:tc>
+          <w:tcPr>
+            <w:tcW w:type="dxa" w:w="1814"/>
+            <w:tcMar>
+              <w:top w:w="40" w:type="dxa"/>
+              <w:left w:w="90" w:type="dxa"/>
+              <w:bottom w:w="40" w:type="dxa"/>
+              <w:right w:w="90" w:type="dxa"/>
+            </w:tcMar>
+            <w:vAlign w:val="center"/>
+          </w:tcPr>
+          <w:p>
+            <w:pPr>
+              <w:keepNext/>
+              <w:spacing w:before="11" w:after="11" w:lineRule="auto" w:line="264"/>
+              <w:jc w:val="center"/>
+            </w:pPr>
+            <w:r/>
+            <w:r>
+              <w:rPr>
+                <w:rFonts w:ascii="Calibri" w:hAnsi="Calibri" w:eastAsia="Microsoft YaHei"/>
+                <w:b w:val="0"/>
+                <w:i w:val="0"/>
+                <w:color w:val="1A1A1A"/>
+                <w:sz w:val="14"/>
+              </w:rPr>
+              <w:t>99.00</w:t>
             </w:r>
           </w:p>
         </w:tc>
@@ -2166,36 +2291,6 @@
       <w:tr>
         <w:tc>
           <w:tcPr>
-            <w:tcW w:type="dxa" w:w="2211"/>
-            <w:shd w:val="clear" w:color="auto" w:fill="F2F4F7"/>
-            <w:tcMar>
-              <w:top w:w="40" w:type="dxa"/>
-              <w:left w:w="90" w:type="dxa"/>
-              <w:bottom w:w="40" w:type="dxa"/>
-              <w:right w:w="90" w:type="dxa"/>
-            </w:tcMar>
-            <w:vAlign w:val="center"/>
-          </w:tcPr>
-          <w:p>
-            <w:pPr>
-              <w:keepNext/>
-              <w:spacing w:before="14" w:after="14" w:lineRule="auto" w:line="264"/>
-            </w:pPr>
-            <w:r/>
-            <w:r>
-              <w:rPr>
-                <w:rFonts w:ascii="Calibri" w:hAnsi="Calibri" w:eastAsia="Microsoft YaHei"/>
-                <w:b w:val="0"/>
-                <w:i w:val="0"/>
-                <w:color w:val="1A1A1A"/>
-                <w:sz w:val="15"/>
-              </w:rPr>
-              <w:t>三年累计 EBITDA</w:t>
-            </w:r>
-          </w:p>
-        </w:tc>
-        <w:tc>
-          <w:tcPr>
             <w:tcW w:type="dxa" w:w="2608"/>
             <w:shd w:val="clear" w:color="auto" w:fill="F2F4F7"/>
             <w:tcMar>
@@ -2209,7 +2304,37 @@
           <w:p>
             <w:pPr>
               <w:keepNext/>
-              <w:spacing w:before="14" w:after="14" w:lineRule="auto" w:line="264"/>
+              <w:spacing w:before="11" w:after="11" w:lineRule="auto" w:line="264"/>
+            </w:pPr>
+            <w:r/>
+            <w:r>
+              <w:rPr>
+                <w:rFonts w:ascii="Calibri" w:hAnsi="Calibri" w:eastAsia="Microsoft YaHei"/>
+                <w:b w:val="0"/>
+                <w:i w:val="0"/>
+                <w:color w:val="1A1A1A"/>
+                <w:sz w:val="14"/>
+              </w:rPr>
+              <w:t>毛利润（毛利率 47%）</w:t>
+            </w:r>
+          </w:p>
+        </w:tc>
+        <w:tc>
+          <w:tcPr>
+            <w:tcW w:type="dxa" w:w="1417"/>
+            <w:shd w:val="clear" w:color="auto" w:fill="F2F4F7"/>
+            <w:tcMar>
+              <w:top w:w="40" w:type="dxa"/>
+              <w:left w:w="90" w:type="dxa"/>
+              <w:bottom w:w="40" w:type="dxa"/>
+              <w:right w:w="90" w:type="dxa"/>
+            </w:tcMar>
+            <w:vAlign w:val="center"/>
+          </w:tcPr>
+          <w:p>
+            <w:pPr>
+              <w:keepNext/>
+              <w:spacing w:before="11" w:after="11" w:lineRule="auto" w:line="264"/>
               <w:jc w:val="center"/>
             </w:pPr>
             <w:r/>
@@ -2219,15 +2344,15 @@
                 <w:b w:val="0"/>
                 <w:i w:val="0"/>
                 <w:color w:val="1A1A1A"/>
-                <w:sz w:val="15"/>
-              </w:rPr>
-              <w:t>1.566 亿比索 / 847 万美元</w:t>
-            </w:r>
-          </w:p>
-        </w:tc>
-        <w:tc>
-          <w:tcPr>
-            <w:tcW w:type="dxa" w:w="1984"/>
+                <w:sz w:val="14"/>
+              </w:rPr>
+              <w:t>5.64</w:t>
+            </w:r>
+          </w:p>
+        </w:tc>
+        <w:tc>
+          <w:tcPr>
+            <w:tcW w:type="dxa" w:w="1417"/>
             <w:shd w:val="clear" w:color="auto" w:fill="F2F4F7"/>
             <w:tcMar>
               <w:top w:w="40" w:type="dxa"/>
@@ -2240,7 +2365,7 @@
           <w:p>
             <w:pPr>
               <w:keepNext/>
-              <w:spacing w:before="14" w:after="14" w:lineRule="auto" w:line="264"/>
+              <w:spacing w:before="11" w:after="11" w:lineRule="auto" w:line="264"/>
               <w:jc w:val="center"/>
             </w:pPr>
             <w:r/>
@@ -2250,15 +2375,15 @@
                 <w:b w:val="0"/>
                 <w:i w:val="0"/>
                 <w:color w:val="1A1A1A"/>
-                <w:sz w:val="15"/>
-              </w:rPr>
-              <w:t>7.4 倍</w:t>
-            </w:r>
-          </w:p>
-        </w:tc>
-        <w:tc>
-          <w:tcPr>
-            <w:tcW w:type="dxa" w:w="3288"/>
+                <w:sz w:val="14"/>
+              </w:rPr>
+              <w:t>9.87</w:t>
+            </w:r>
+          </w:p>
+        </w:tc>
+        <w:tc>
+          <w:tcPr>
+            <w:tcW w:type="dxa" w:w="1417"/>
             <w:shd w:val="clear" w:color="auto" w:fill="F2F4F7"/>
             <w:tcMar>
               <w:top w:w="40" w:type="dxa"/>
@@ -2271,7 +2396,8 @@
           <w:p>
             <w:pPr>
               <w:keepNext/>
-              <w:spacing w:before="14" w:after="14" w:lineRule="auto" w:line="264"/>
+              <w:spacing w:before="11" w:after="11" w:lineRule="auto" w:line="264"/>
+              <w:jc w:val="center"/>
             </w:pPr>
             <w:r/>
             <w:r>
@@ -2280,9 +2406,71 @@
                 <w:b w:val="0"/>
                 <w:i w:val="0"/>
                 <w:color w:val="1A1A1A"/>
-                <w:sz w:val="15"/>
-              </w:rPr>
-              <w:t>三年内不追加任何股权融资</w:t>
+                <w:sz w:val="14"/>
+              </w:rPr>
+              <w:t>13.16</w:t>
+            </w:r>
+          </w:p>
+        </w:tc>
+        <w:tc>
+          <w:tcPr>
+            <w:tcW w:type="dxa" w:w="1417"/>
+            <w:shd w:val="clear" w:color="auto" w:fill="F2F4F7"/>
+            <w:tcMar>
+              <w:top w:w="40" w:type="dxa"/>
+              <w:left w:w="90" w:type="dxa"/>
+              <w:bottom w:w="40" w:type="dxa"/>
+              <w:right w:w="90" w:type="dxa"/>
+            </w:tcMar>
+            <w:vAlign w:val="center"/>
+          </w:tcPr>
+          <w:p>
+            <w:pPr>
+              <w:keepNext/>
+              <w:spacing w:before="11" w:after="11" w:lineRule="auto" w:line="264"/>
+              <w:jc w:val="center"/>
+            </w:pPr>
+            <w:r/>
+            <w:r>
+              <w:rPr>
+                <w:rFonts w:ascii="Calibri" w:hAnsi="Calibri" w:eastAsia="Microsoft YaHei"/>
+                <w:b w:val="0"/>
+                <w:i w:val="0"/>
+                <w:color w:val="1A1A1A"/>
+                <w:sz w:val="14"/>
+              </w:rPr>
+              <w:t>17.86</w:t>
+            </w:r>
+          </w:p>
+        </w:tc>
+        <w:tc>
+          <w:tcPr>
+            <w:tcW w:type="dxa" w:w="1814"/>
+            <w:shd w:val="clear" w:color="auto" w:fill="F2F4F7"/>
+            <w:tcMar>
+              <w:top w:w="40" w:type="dxa"/>
+              <w:left w:w="90" w:type="dxa"/>
+              <w:bottom w:w="40" w:type="dxa"/>
+              <w:right w:w="90" w:type="dxa"/>
+            </w:tcMar>
+            <w:vAlign w:val="center"/>
+          </w:tcPr>
+          <w:p>
+            <w:pPr>
+              <w:keepNext/>
+              <w:spacing w:before="11" w:after="11" w:lineRule="auto" w:line="264"/>
+              <w:jc w:val="center"/>
+            </w:pPr>
+            <w:r/>
+            <w:r>
+              <w:rPr>
+                <w:rFonts w:ascii="Calibri" w:hAnsi="Calibri" w:eastAsia="Microsoft YaHei"/>
+                <w:b w:val="0"/>
+                <w:i w:val="0"/>
+                <w:color w:val="1A1A1A"/>
+                <w:sz w:val="14"/>
+              </w:rPr>
+              <w:t>46.53</w:t>
             </w:r>
           </w:p>
         </w:tc>
@@ -2290,7 +2478,7 @@
       <w:tr>
         <w:tc>
           <w:tcPr>
-            <w:tcW w:type="dxa" w:w="2211"/>
+            <w:tcW w:type="dxa" w:w="2608"/>
             <w:tcMar>
               <w:top w:w="40" w:type="dxa"/>
               <w:left w:w="90" w:type="dxa"/>
@@ -2302,7 +2490,7 @@
           <w:p>
             <w:pPr>
               <w:keepNext/>
-              <w:spacing w:before="14" w:after="14" w:lineRule="auto" w:line="264"/>
+              <w:spacing w:before="11" w:after="11" w:lineRule="auto" w:line="264"/>
             </w:pPr>
             <w:r/>
             <w:r>
@@ -2311,15 +2499,15 @@
                 <w:b w:val="0"/>
                 <w:i w:val="0"/>
                 <w:color w:val="1A1A1A"/>
-                <w:sz w:val="15"/>
-              </w:rPr>
-              <w:t>三年累计净利润</w:t>
-            </w:r>
-          </w:p>
-        </w:tc>
-        <w:tc>
-          <w:tcPr>
-            <w:tcW w:type="dxa" w:w="2608"/>
+                <w:sz w:val="14"/>
+              </w:rPr>
+              <w:t>营业费用</w:t>
+            </w:r>
+          </w:p>
+        </w:tc>
+        <w:tc>
+          <w:tcPr>
+            <w:tcW w:type="dxa" w:w="1417"/>
             <w:tcMar>
               <w:top w:w="40" w:type="dxa"/>
               <w:left w:w="90" w:type="dxa"/>
@@ -2331,7 +2519,7 @@
           <w:p>
             <w:pPr>
               <w:keepNext/>
-              <w:spacing w:before="14" w:after="14" w:lineRule="auto" w:line="264"/>
+              <w:spacing w:before="11" w:after="11" w:lineRule="auto" w:line="264"/>
               <w:jc w:val="center"/>
             </w:pPr>
             <w:r/>
@@ -2341,15 +2529,15 @@
                 <w:b w:val="0"/>
                 <w:i w:val="0"/>
                 <w:color w:val="1A1A1A"/>
-                <w:sz w:val="15"/>
-              </w:rPr>
-              <w:t>1.047 亿比索 / 566 万美元</w:t>
-            </w:r>
-          </w:p>
-        </w:tc>
-        <w:tc>
-          <w:tcPr>
-            <w:tcW w:type="dxa" w:w="1984"/>
+                <w:sz w:val="14"/>
+              </w:rPr>
+              <w:t>6.40</w:t>
+            </w:r>
+          </w:p>
+        </w:tc>
+        <w:tc>
+          <w:tcPr>
+            <w:tcW w:type="dxa" w:w="1417"/>
             <w:tcMar>
               <w:top w:w="40" w:type="dxa"/>
               <w:left w:w="90" w:type="dxa"/>
@@ -2361,7 +2549,7 @@
           <w:p>
             <w:pPr>
               <w:keepNext/>
-              <w:spacing w:before="14" w:after="14" w:lineRule="auto" w:line="264"/>
+              <w:spacing w:before="11" w:after="11" w:lineRule="auto" w:line="264"/>
               <w:jc w:val="center"/>
             </w:pPr>
             <w:r/>
@@ -2371,15 +2559,15 @@
                 <w:b w:val="0"/>
                 <w:i w:val="0"/>
                 <w:color w:val="1A1A1A"/>
-                <w:sz w:val="15"/>
-              </w:rPr>
-              <w:t>4.9 倍</w:t>
-            </w:r>
-          </w:p>
-        </w:tc>
-        <w:tc>
-          <w:tcPr>
-            <w:tcW w:type="dxa" w:w="3288"/>
+                <w:sz w:val="14"/>
+              </w:rPr>
+              <w:t>7.30</w:t>
+            </w:r>
+          </w:p>
+        </w:tc>
+        <w:tc>
+          <w:tcPr>
+            <w:tcW w:type="dxa" w:w="1417"/>
             <w:tcMar>
               <w:top w:w="40" w:type="dxa"/>
               <w:left w:w="90" w:type="dxa"/>
@@ -2391,7 +2579,8 @@
           <w:p>
             <w:pPr>
               <w:keepNext/>
-              <w:spacing w:before="14" w:after="14" w:lineRule="auto" w:line="264"/>
+              <w:spacing w:before="11" w:after="11" w:lineRule="auto" w:line="264"/>
+              <w:jc w:val="center"/>
             </w:pPr>
             <w:r/>
             <w:r>
@@ -2400,9 +2589,69 @@
                 <w:b w:val="0"/>
                 <w:i w:val="0"/>
                 <w:color w:val="1A1A1A"/>
-                <w:sz w:val="15"/>
-              </w:rPr>
-              <w:t>现金回收周期 24 个月以内</w:t>
+                <w:sz w:val="14"/>
+              </w:rPr>
+              <w:t>8.00</w:t>
+            </w:r>
+          </w:p>
+        </w:tc>
+        <w:tc>
+          <w:tcPr>
+            <w:tcW w:type="dxa" w:w="1417"/>
+            <w:tcMar>
+              <w:top w:w="40" w:type="dxa"/>
+              <w:left w:w="90" w:type="dxa"/>
+              <w:bottom w:w="40" w:type="dxa"/>
+              <w:right w:w="90" w:type="dxa"/>
+            </w:tcMar>
+            <w:vAlign w:val="center"/>
+          </w:tcPr>
+          <w:p>
+            <w:pPr>
+              <w:keepNext/>
+              <w:spacing w:before="11" w:after="11" w:lineRule="auto" w:line="264"/>
+              <w:jc w:val="center"/>
+            </w:pPr>
+            <w:r/>
+            <w:r>
+              <w:rPr>
+                <w:rFonts w:ascii="Calibri" w:hAnsi="Calibri" w:eastAsia="Microsoft YaHei"/>
+                <w:b w:val="0"/>
+                <w:i w:val="0"/>
+                <w:color w:val="1A1A1A"/>
+                <w:sz w:val="14"/>
+              </w:rPr>
+              <w:t>8.95</w:t>
+            </w:r>
+          </w:p>
+        </w:tc>
+        <w:tc>
+          <w:tcPr>
+            <w:tcW w:type="dxa" w:w="1814"/>
+            <w:tcMar>
+              <w:top w:w="40" w:type="dxa"/>
+              <w:left w:w="90" w:type="dxa"/>
+              <w:bottom w:w="40" w:type="dxa"/>
+              <w:right w:w="90" w:type="dxa"/>
+            </w:tcMar>
+            <w:vAlign w:val="center"/>
+          </w:tcPr>
+          <w:p>
+            <w:pPr>
+              <w:keepNext/>
+              <w:spacing w:before="11" w:after="11" w:lineRule="auto" w:line="264"/>
+              <w:jc w:val="center"/>
+            </w:pPr>
+            <w:r/>
+            <w:r>
+              <w:rPr>
+                <w:rFonts w:ascii="Calibri" w:hAnsi="Calibri" w:eastAsia="Microsoft YaHei"/>
+                <w:b w:val="0"/>
+                <w:i w:val="0"/>
+                <w:color w:val="1A1A1A"/>
+                <w:sz w:val="14"/>
+              </w:rPr>
+              <w:t>30.65</w:t>
             </w:r>
           </w:p>
         </w:tc>
@@ -2410,35 +2659,6 @@
       <w:tr>
         <w:tc>
           <w:tcPr>
-            <w:tcW w:type="dxa" w:w="2211"/>
-            <w:shd w:val="clear" w:color="auto" w:fill="F2F4F7"/>
-            <w:tcMar>
-              <w:top w:w="40" w:type="dxa"/>
-              <w:left w:w="90" w:type="dxa"/>
-              <w:bottom w:w="40" w:type="dxa"/>
-              <w:right w:w="90" w:type="dxa"/>
-            </w:tcMar>
-            <w:vAlign w:val="center"/>
-          </w:tcPr>
-          <w:p>
-            <w:pPr>
-              <w:spacing w:before="14" w:after="14" w:lineRule="auto" w:line="264"/>
-            </w:pPr>
-            <w:r/>
-            <w:r>
-              <w:rPr>
-                <w:rFonts w:ascii="Calibri" w:hAnsi="Calibri" w:eastAsia="Microsoft YaHei"/>
-                <w:b w:val="0"/>
-                <w:i w:val="0"/>
-                <w:color w:val="1A1A1A"/>
-                <w:sz w:val="15"/>
-              </w:rPr>
-              <w:t>第五年纳斯达克上市估值</w:t>
-            </w:r>
-          </w:p>
-        </w:tc>
-        <w:tc>
-          <w:tcPr>
             <w:tcW w:type="dxa" w:w="2608"/>
             <w:shd w:val="clear" w:color="auto" w:fill="F2F4F7"/>
             <w:tcMar>
@@ -2451,7 +2671,38 @@
           </w:tcPr>
           <w:p>
             <w:pPr>
-              <w:spacing w:before="14" w:after="14" w:lineRule="auto" w:line="264"/>
+              <w:keepNext/>
+              <w:spacing w:before="11" w:after="11" w:lineRule="auto" w:line="264"/>
+            </w:pPr>
+            <w:r/>
+            <w:r>
+              <w:rPr>
+                <w:rFonts w:ascii="Calibri" w:hAnsi="Calibri" w:eastAsia="Microsoft YaHei"/>
+                <w:b w:val="0"/>
+                <w:i w:val="0"/>
+                <w:color w:val="1A1A1A"/>
+                <w:sz w:val="14"/>
+              </w:rPr>
+              <w:t>EBITDA（EBITDA 率）</w:t>
+            </w:r>
+          </w:p>
+        </w:tc>
+        <w:tc>
+          <w:tcPr>
+            <w:tcW w:type="dxa" w:w="1417"/>
+            <w:shd w:val="clear" w:color="auto" w:fill="F2F4F7"/>
+            <w:tcMar>
+              <w:top w:w="40" w:type="dxa"/>
+              <w:left w:w="90" w:type="dxa"/>
+              <w:bottom w:w="40" w:type="dxa"/>
+              <w:right w:w="90" w:type="dxa"/>
+            </w:tcMar>
+            <w:vAlign w:val="center"/>
+          </w:tcPr>
+          <w:p>
+            <w:pPr>
+              <w:keepNext/>
+              <w:spacing w:before="11" w:after="11" w:lineRule="auto" w:line="264"/>
               <w:jc w:val="center"/>
             </w:pPr>
             <w:r/>
@@ -2461,15 +2712,15 @@
                 <w:b w:val="0"/>
                 <w:i w:val="0"/>
                 <w:color w:val="1A1A1A"/>
-                <w:sz w:val="15"/>
-              </w:rPr>
-              <w:t>1.5–2.4 亿美元</w:t>
-            </w:r>
-          </w:p>
-        </w:tc>
-        <w:tc>
-          <w:tcPr>
-            <w:tcW w:type="dxa" w:w="1984"/>
+                <w:sz w:val="14"/>
+              </w:rPr>
+              <w:t>(0.76)</w:t>
+            </w:r>
+          </w:p>
+        </w:tc>
+        <w:tc>
+          <w:tcPr>
+            <w:tcW w:type="dxa" w:w="1417"/>
             <w:shd w:val="clear" w:color="auto" w:fill="F2F4F7"/>
             <w:tcMar>
               <w:top w:w="40" w:type="dxa"/>
@@ -2481,7 +2732,8 @@
           </w:tcPr>
           <w:p>
             <w:pPr>
-              <w:spacing w:before="14" w:after="14" w:lineRule="auto" w:line="264"/>
+              <w:keepNext/>
+              <w:spacing w:before="11" w:after="11" w:lineRule="auto" w:line="264"/>
               <w:jc w:val="center"/>
             </w:pPr>
             <w:r/>
@@ -2491,15 +2743,15 @@
                 <w:b w:val="0"/>
                 <w:i w:val="0"/>
                 <w:color w:val="1A1A1A"/>
-                <w:sz w:val="15"/>
-              </w:rPr>
-              <w:t>130–210 倍</w:t>
-            </w:r>
-          </w:p>
-        </w:tc>
-        <w:tc>
-          <w:tcPr>
-            <w:tcW w:type="dxa" w:w="3288"/>
+                <w:sz w:val="14"/>
+              </w:rPr>
+              <w:t>2.57（12.2%）</w:t>
+            </w:r>
+          </w:p>
+        </w:tc>
+        <w:tc>
+          <w:tcPr>
+            <w:tcW w:type="dxa" w:w="1417"/>
             <w:shd w:val="clear" w:color="auto" w:fill="F2F4F7"/>
             <w:tcMar>
               <w:top w:w="40" w:type="dxa"/>
@@ -2511,7 +2763,9 @@
           </w:tcPr>
           <w:p>
             <w:pPr>
-              <w:spacing w:before="14" w:after="14" w:lineRule="auto" w:line="264"/>
+              <w:keepNext/>
+              <w:spacing w:before="11" w:after="11" w:lineRule="auto" w:line="264"/>
+              <w:jc w:val="center"/>
             </w:pPr>
             <w:r/>
             <w:r>
@@ -2520,14 +2774,452 @@
                 <w:b w:val="0"/>
                 <w:i w:val="0"/>
                 <w:color w:val="1A1A1A"/>
-                <w:sz w:val="15"/>
-              </w:rPr>
-              <w:t>1.8 倍 EV/Revenue 或 22 倍 P/E</w:t>
+                <w:sz w:val="14"/>
+              </w:rPr>
+              <w:t>5.16（18.4%）</w:t>
+            </w:r>
+          </w:p>
+        </w:tc>
+        <w:tc>
+          <w:tcPr>
+            <w:tcW w:type="dxa" w:w="1417"/>
+            <w:shd w:val="clear" w:color="auto" w:fill="F2F4F7"/>
+            <w:tcMar>
+              <w:top w:w="40" w:type="dxa"/>
+              <w:left w:w="90" w:type="dxa"/>
+              <w:bottom w:w="40" w:type="dxa"/>
+              <w:right w:w="90" w:type="dxa"/>
+            </w:tcMar>
+            <w:vAlign w:val="center"/>
+          </w:tcPr>
+          <w:p>
+            <w:pPr>
+              <w:keepNext/>
+              <w:spacing w:before="11" w:after="11" w:lineRule="auto" w:line="264"/>
+              <w:jc w:val="center"/>
+            </w:pPr>
+            <w:r/>
+            <w:r>
+              <w:rPr>
+                <w:rFonts w:ascii="Calibri" w:hAnsi="Calibri" w:eastAsia="Microsoft YaHei"/>
+                <w:b w:val="0"/>
+                <w:i w:val="0"/>
+                <w:color w:val="1A1A1A"/>
+                <w:sz w:val="14"/>
+              </w:rPr>
+              <w:t>8.91（23.4%）</w:t>
+            </w:r>
+          </w:p>
+        </w:tc>
+        <w:tc>
+          <w:tcPr>
+            <w:tcW w:type="dxa" w:w="1814"/>
+            <w:shd w:val="clear" w:color="auto" w:fill="F2F4F7"/>
+            <w:tcMar>
+              <w:top w:w="40" w:type="dxa"/>
+              <w:left w:w="90" w:type="dxa"/>
+              <w:bottom w:w="40" w:type="dxa"/>
+              <w:right w:w="90" w:type="dxa"/>
+            </w:tcMar>
+            <w:vAlign w:val="center"/>
+          </w:tcPr>
+          <w:p>
+            <w:pPr>
+              <w:keepNext/>
+              <w:spacing w:before="11" w:after="11" w:lineRule="auto" w:line="264"/>
+              <w:jc w:val="center"/>
+            </w:pPr>
+            <w:r/>
+            <w:r>
+              <w:rPr>
+                <w:rFonts w:ascii="Calibri" w:hAnsi="Calibri" w:eastAsia="Microsoft YaHei"/>
+                <w:b w:val="0"/>
+                <w:i w:val="0"/>
+                <w:color w:val="1A1A1A"/>
+                <w:sz w:val="14"/>
+              </w:rPr>
+              <w:t>15.88（16.0%）</w:t>
+            </w:r>
+          </w:p>
+        </w:tc>
+      </w:tr>
+      <w:tr>
+        <w:tc>
+          <w:tcPr>
+            <w:tcW w:type="dxa" w:w="2608"/>
+            <w:tcMar>
+              <w:top w:w="40" w:type="dxa"/>
+              <w:left w:w="90" w:type="dxa"/>
+              <w:bottom w:w="40" w:type="dxa"/>
+              <w:right w:w="90" w:type="dxa"/>
+            </w:tcMar>
+            <w:vAlign w:val="center"/>
+          </w:tcPr>
+          <w:p>
+            <w:pPr>
+              <w:keepNext/>
+              <w:spacing w:before="11" w:after="11" w:lineRule="auto" w:line="264"/>
+            </w:pPr>
+            <w:r/>
+            <w:r>
+              <w:rPr>
+                <w:rFonts w:ascii="Calibri" w:hAnsi="Calibri" w:eastAsia="Microsoft YaHei"/>
+                <w:b w:val="0"/>
+                <w:i w:val="0"/>
+                <w:color w:val="1A1A1A"/>
+                <w:sz w:val="14"/>
+              </w:rPr>
+              <w:t>净利润</w:t>
+            </w:r>
+          </w:p>
+        </w:tc>
+        <w:tc>
+          <w:tcPr>
+            <w:tcW w:type="dxa" w:w="1417"/>
+            <w:tcMar>
+              <w:top w:w="40" w:type="dxa"/>
+              <w:left w:w="90" w:type="dxa"/>
+              <w:bottom w:w="40" w:type="dxa"/>
+              <w:right w:w="90" w:type="dxa"/>
+            </w:tcMar>
+            <w:vAlign w:val="center"/>
+          </w:tcPr>
+          <w:p>
+            <w:pPr>
+              <w:keepNext/>
+              <w:spacing w:before="11" w:after="11" w:lineRule="auto" w:line="264"/>
+              <w:jc w:val="center"/>
+            </w:pPr>
+            <w:r/>
+            <w:r>
+              <w:rPr>
+                <w:rFonts w:ascii="Calibri" w:hAnsi="Calibri" w:eastAsia="Microsoft YaHei"/>
+                <w:b w:val="0"/>
+                <w:i w:val="0"/>
+                <w:color w:val="1A1A1A"/>
+                <w:sz w:val="14"/>
+              </w:rPr>
+              <w:t>(1.03)</w:t>
+            </w:r>
+          </w:p>
+        </w:tc>
+        <w:tc>
+          <w:tcPr>
+            <w:tcW w:type="dxa" w:w="1417"/>
+            <w:tcMar>
+              <w:top w:w="40" w:type="dxa"/>
+              <w:left w:w="90" w:type="dxa"/>
+              <w:bottom w:w="40" w:type="dxa"/>
+              <w:right w:w="90" w:type="dxa"/>
+            </w:tcMar>
+            <w:vAlign w:val="center"/>
+          </w:tcPr>
+          <w:p>
+            <w:pPr>
+              <w:keepNext/>
+              <w:spacing w:before="11" w:after="11" w:lineRule="auto" w:line="264"/>
+              <w:jc w:val="center"/>
+            </w:pPr>
+            <w:r/>
+            <w:r>
+              <w:rPr>
+                <w:rFonts w:ascii="Calibri" w:hAnsi="Calibri" w:eastAsia="Microsoft YaHei"/>
+                <w:b w:val="0"/>
+                <w:i w:val="0"/>
+                <w:color w:val="1A1A1A"/>
+                <w:sz w:val="14"/>
+              </w:rPr>
+              <w:t>1.90</w:t>
+            </w:r>
+          </w:p>
+        </w:tc>
+        <w:tc>
+          <w:tcPr>
+            <w:tcW w:type="dxa" w:w="1417"/>
+            <w:tcMar>
+              <w:top w:w="40" w:type="dxa"/>
+              <w:left w:w="90" w:type="dxa"/>
+              <w:bottom w:w="40" w:type="dxa"/>
+              <w:right w:w="90" w:type="dxa"/>
+            </w:tcMar>
+            <w:vAlign w:val="center"/>
+          </w:tcPr>
+          <w:p>
+            <w:pPr>
+              <w:keepNext/>
+              <w:spacing w:before="11" w:after="11" w:lineRule="auto" w:line="264"/>
+              <w:jc w:val="center"/>
+            </w:pPr>
+            <w:r/>
+            <w:r>
+              <w:rPr>
+                <w:rFonts w:ascii="Calibri" w:hAnsi="Calibri" w:eastAsia="Microsoft YaHei"/>
+                <w:b w:val="0"/>
+                <w:i w:val="0"/>
+                <w:color w:val="1A1A1A"/>
+                <w:sz w:val="14"/>
+              </w:rPr>
+              <w:t>3.39</w:t>
+            </w:r>
+          </w:p>
+        </w:tc>
+        <w:tc>
+          <w:tcPr>
+            <w:tcW w:type="dxa" w:w="1417"/>
+            <w:tcMar>
+              <w:top w:w="40" w:type="dxa"/>
+              <w:left w:w="90" w:type="dxa"/>
+              <w:bottom w:w="40" w:type="dxa"/>
+              <w:right w:w="90" w:type="dxa"/>
+            </w:tcMar>
+            <w:vAlign w:val="center"/>
+          </w:tcPr>
+          <w:p>
+            <w:pPr>
+              <w:keepNext/>
+              <w:spacing w:before="11" w:after="11" w:lineRule="auto" w:line="264"/>
+              <w:jc w:val="center"/>
+            </w:pPr>
+            <w:r/>
+            <w:r>
+              <w:rPr>
+                <w:rFonts w:ascii="Calibri" w:hAnsi="Calibri" w:eastAsia="Microsoft YaHei"/>
+                <w:b w:val="0"/>
+                <w:i w:val="0"/>
+                <w:color w:val="1A1A1A"/>
+                <w:sz w:val="14"/>
+              </w:rPr>
+              <w:t>6.02</w:t>
+            </w:r>
+          </w:p>
+        </w:tc>
+        <w:tc>
+          <w:tcPr>
+            <w:tcW w:type="dxa" w:w="1814"/>
+            <w:tcMar>
+              <w:top w:w="40" w:type="dxa"/>
+              <w:left w:w="90" w:type="dxa"/>
+              <w:bottom w:w="40" w:type="dxa"/>
+              <w:right w:w="90" w:type="dxa"/>
+            </w:tcMar>
+            <w:vAlign w:val="center"/>
+          </w:tcPr>
+          <w:p>
+            <w:pPr>
+              <w:keepNext/>
+              <w:spacing w:before="11" w:after="11" w:lineRule="auto" w:line="264"/>
+              <w:jc w:val="center"/>
+            </w:pPr>
+            <w:r/>
+            <w:r>
+              <w:rPr>
+                <w:rFonts w:ascii="Calibri" w:hAnsi="Calibri" w:eastAsia="Microsoft YaHei"/>
+                <w:b w:val="0"/>
+                <w:i w:val="0"/>
+                <w:color w:val="1A1A1A"/>
+                <w:sz w:val="14"/>
+              </w:rPr>
+              <w:t>10.28</w:t>
+            </w:r>
+          </w:p>
+        </w:tc>
+      </w:tr>
+      <w:tr>
+        <w:tc>
+          <w:tcPr>
+            <w:tcW w:type="dxa" w:w="2608"/>
+            <w:shd w:val="clear" w:color="auto" w:fill="F2F4F7"/>
+            <w:tcMar>
+              <w:top w:w="40" w:type="dxa"/>
+              <w:left w:w="90" w:type="dxa"/>
+              <w:bottom w:w="40" w:type="dxa"/>
+              <w:right w:w="90" w:type="dxa"/>
+            </w:tcMar>
+            <w:vAlign w:val="center"/>
+          </w:tcPr>
+          <w:p>
+            <w:pPr>
+              <w:spacing w:before="11" w:after="11" w:lineRule="auto" w:line="264"/>
+            </w:pPr>
+            <w:r/>
+            <w:r>
+              <w:rPr>
+                <w:rFonts w:ascii="Calibri" w:hAnsi="Calibri" w:eastAsia="Microsoft YaHei"/>
+                <w:b w:val="0"/>
+                <w:i w:val="0"/>
+                <w:color w:val="1A1A1A"/>
+                <w:sz w:val="14"/>
+              </w:rPr>
+              <w:t>经营现金流</w:t>
+            </w:r>
+          </w:p>
+        </w:tc>
+        <w:tc>
+          <w:tcPr>
+            <w:tcW w:type="dxa" w:w="1417"/>
+            <w:shd w:val="clear" w:color="auto" w:fill="F2F4F7"/>
+            <w:tcMar>
+              <w:top w:w="40" w:type="dxa"/>
+              <w:left w:w="90" w:type="dxa"/>
+              <w:bottom w:w="40" w:type="dxa"/>
+              <w:right w:w="90" w:type="dxa"/>
+            </w:tcMar>
+            <w:vAlign w:val="center"/>
+          </w:tcPr>
+          <w:p>
+            <w:pPr>
+              <w:spacing w:before="11" w:after="11" w:lineRule="auto" w:line="264"/>
+              <w:jc w:val="center"/>
+            </w:pPr>
+            <w:r/>
+            <w:r>
+              <w:rPr>
+                <w:rFonts w:ascii="Calibri" w:hAnsi="Calibri" w:eastAsia="Microsoft YaHei"/>
+                <w:b w:val="0"/>
+                <w:i w:val="0"/>
+                <w:color w:val="1A1A1A"/>
+                <w:sz w:val="14"/>
+              </w:rPr>
+              <w:t>启动投资</w:t>
+            </w:r>
+          </w:p>
+        </w:tc>
+        <w:tc>
+          <w:tcPr>
+            <w:tcW w:type="dxa" w:w="1417"/>
+            <w:shd w:val="clear" w:color="auto" w:fill="F2F4F7"/>
+            <w:tcMar>
+              <w:top w:w="40" w:type="dxa"/>
+              <w:left w:w="90" w:type="dxa"/>
+              <w:bottom w:w="40" w:type="dxa"/>
+              <w:right w:w="90" w:type="dxa"/>
+            </w:tcMar>
+            <w:vAlign w:val="center"/>
+          </w:tcPr>
+          <w:p>
+            <w:pPr>
+              <w:spacing w:before="11" w:after="11" w:lineRule="auto" w:line="264"/>
+              <w:jc w:val="center"/>
+            </w:pPr>
+            <w:r/>
+            <w:r>
+              <w:rPr>
+                <w:rFonts w:ascii="Calibri" w:hAnsi="Calibri" w:eastAsia="Microsoft YaHei"/>
+                <w:b w:val="0"/>
+                <w:i w:val="0"/>
+                <w:color w:val="1A1A1A"/>
+                <w:sz w:val="14"/>
+              </w:rPr>
+              <w:t>自给</w:t>
+            </w:r>
+          </w:p>
+        </w:tc>
+        <w:tc>
+          <w:tcPr>
+            <w:tcW w:type="dxa" w:w="1417"/>
+            <w:shd w:val="clear" w:color="auto" w:fill="F2F4F7"/>
+            <w:tcMar>
+              <w:top w:w="40" w:type="dxa"/>
+              <w:left w:w="90" w:type="dxa"/>
+              <w:bottom w:w="40" w:type="dxa"/>
+              <w:right w:w="90" w:type="dxa"/>
+            </w:tcMar>
+            <w:vAlign w:val="center"/>
+          </w:tcPr>
+          <w:p>
+            <w:pPr>
+              <w:spacing w:before="11" w:after="11" w:lineRule="auto" w:line="264"/>
+              <w:jc w:val="center"/>
+            </w:pPr>
+            <w:r/>
+            <w:r>
+              <w:rPr>
+                <w:rFonts w:ascii="Calibri" w:hAnsi="Calibri" w:eastAsia="Microsoft YaHei"/>
+                <w:b w:val="0"/>
+                <w:i w:val="0"/>
+                <w:color w:val="1A1A1A"/>
+                <w:sz w:val="14"/>
+              </w:rPr>
+              <w:t>自给并再投资</w:t>
+            </w:r>
+          </w:p>
+        </w:tc>
+        <w:tc>
+          <w:tcPr>
+            <w:tcW w:type="dxa" w:w="1417"/>
+            <w:shd w:val="clear" w:color="auto" w:fill="F2F4F7"/>
+            <w:tcMar>
+              <w:top w:w="40" w:type="dxa"/>
+              <w:left w:w="90" w:type="dxa"/>
+              <w:bottom w:w="40" w:type="dxa"/>
+              <w:right w:w="90" w:type="dxa"/>
+            </w:tcMar>
+            <w:vAlign w:val="center"/>
+          </w:tcPr>
+          <w:p>
+            <w:pPr>
+              <w:spacing w:before="11" w:after="11" w:lineRule="auto" w:line="264"/>
+              <w:jc w:val="center"/>
+            </w:pPr>
+            <w:r/>
+            <w:r>
+              <w:rPr>
+                <w:rFonts w:ascii="Calibri" w:hAnsi="Calibri" w:eastAsia="Microsoft YaHei"/>
+                <w:b w:val="0"/>
+                <w:i w:val="0"/>
+                <w:color w:val="1A1A1A"/>
+                <w:sz w:val="14"/>
+              </w:rPr>
+              <w:t>自给并再投资</w:t>
+            </w:r>
+          </w:p>
+        </w:tc>
+        <w:tc>
+          <w:tcPr>
+            <w:tcW w:type="dxa" w:w="1814"/>
+            <w:shd w:val="clear" w:color="auto" w:fill="F2F4F7"/>
+            <w:tcMar>
+              <w:top w:w="40" w:type="dxa"/>
+              <w:left w:w="90" w:type="dxa"/>
+              <w:bottom w:w="40" w:type="dxa"/>
+              <w:right w:w="90" w:type="dxa"/>
+            </w:tcMar>
+            <w:vAlign w:val="center"/>
+          </w:tcPr>
+          <w:p>
+            <w:pPr>
+              <w:spacing w:before="11" w:after="11" w:lineRule="auto" w:line="264"/>
+              <w:jc w:val="center"/>
+            </w:pPr>
+            <w:r/>
+            <w:r>
+              <w:rPr>
+                <w:rFonts w:ascii="Calibri" w:hAnsi="Calibri" w:eastAsia="Microsoft YaHei"/>
+                <w:b w:val="0"/>
+                <w:i w:val="0"/>
+                <w:color w:val="1A1A1A"/>
+                <w:sz w:val="14"/>
+              </w:rPr>
+              <w:t>第 4 个月起内生</w:t>
             </w:r>
           </w:p>
         </w:tc>
       </w:tr>
     </w:tbl>
+    <w:p>
+      <w:pPr>
+        <w:spacing w:before="0" w:after="0" w:line="80" w:lineRule="exact"/>
+      </w:pPr>
+      <w:r>
+        <w:rPr>
+          <w:rFonts w:ascii="Calibri" w:hAnsi="Calibri" w:eastAsia="Microsoft YaHei"/>
+          <w:b w:val="0"/>
+          <w:i w:val="0"/>
+          <w:color w:val="1A1A1A"/>
+          <w:sz w:val="2"/>
+        </w:rPr>
+      </w:r>
+    </w:p>
     <w:p>
       <w:pPr>
         <w:spacing w:before="0" w:after="0"/>

--- a/CLG-Mexico/CLG墨西哥商业计划书_2026.docx
+++ b/CLG-Mexico/CLG墨西哥商业计划书_2026.docx
@@ -245,7 +245,7 @@
           <w:color w:val="0B2545"/>
           <w:sz w:val="17"/>
         </w:rPr>
-        <w:t>02  总投资金额约 115 万美元，且首年净利润即达 1,028 万比索</w:t>
+        <w:t>02  总投资金额约 105 万美元，且首年净利润即达 1,028 万比索</w:t>
       </w:r>
       <w:r>
         <w:rPr>
@@ -281,7 +281,7 @@
           <w:color w:val="33404F"/>
           <w:sz w:val="15"/>
         </w:rPr>
-        <w:t>无需备货资金，投资仅由人力、双城租金、运营费用与蒙特雷场地一次性建设构成。展厅采用模块化陈列，装修预算压缩至常规方案的 20%；货架、叉车、配送车辆与办公设备全部采购二手。总投资 2,130 万比索（约 115 万美元）覆盖前 3 个月全部支出与场地建设；自第 4 个月起，全部扩张性支出均由经营现金流滚动再投资，三年内不再需要追加股权融资。</w:t>
+        <w:t>无需备货资金，投资仅由人力、双城租金、运营费用与蒙特雷场地一次性建设构成。展厅采用模块化陈列，装修预算压缩至常规方案的 20%；货架、叉车、配送车辆与办公设备全部采购二手。总投资 1,950 万比索（约 105 万美元）覆盖前 3 个月全部支出与场地建设；自第 4 个月起，全部扩张性支出均由经营现金流滚动再投资，三年内不再需要追加股权融资。</w:t>
       </w:r>
     </w:p>
     <w:p>
@@ -343,7 +343,7 @@
           <w:color w:val="33404F"/>
           <w:sz w:val="15"/>
         </w:rPr>
-        <w:t>各年度收入按内部测算值的 60% 计列（首年 9,900 万比索、第三年 5.10 亿比索），保留 40% 安全边际。18 人编制、总经理一人统管两城、设计与创意全部外包，增量覆盖由代理商网络（首年 60 家、第三年 440 家）而非自建团队实现。第三年 EBITDA 达 9,690 万比索，为总投资额的 4.6 倍；三年累计 EBITDA 为 7.4 倍。</w:t>
+        <w:t>各年度收入按内部测算值的 60% 计列（首年 9,900 万比索、第三年 5.10 亿比索），保留 40% 安全边际。18 人编制、总经理一人统管两城、设计与创意全部外包，增量覆盖由代理商网络（首年 60 家、第三年 440 家）而非自建团队实现。第三年 EBITDA 达 9,690 万比索，为总投资额的 5.0 倍；三年累计 EBITDA 为 8.0 倍、累计净利润为 5.4 倍。</w:t>
       </w:r>
     </w:p>
     <w:p>
@@ -408,7 +408,7 @@
                 <w:color w:val="0B2545"/>
                 <w:sz w:val="26"/>
               </w:rPr>
-              <w:t>115万</w:t>
+              <w:t>105万</w:t>
             </w:r>
           </w:p>
           <w:p>
@@ -7610,7 +7610,7 @@
                 <w:color w:val="1A1A1A"/>
                 <w:sz w:val="14"/>
               </w:rPr>
-              <w:t>① 双城 360 家活跃 B2B 客户、60 家签约代理商　② 自有品牌首批量产（资金由经营收入承担）并上市　③ 大型渠道准入谈判　④ 第 4 个月起经营现金流自给，扩张支出全部内生　⑤ IFRS／US GAAP 账套与审计对接</w:t>
+              <w:t>① 双城 360 家活跃 B2B 客户、60 家签约代理商、80 名兼职销售代表签订长期提成协议　② 自有品牌首批量产（资金由经营收入承担）并上市　③ 大型渠道准入谈判　④ 第 4 个月起经营现金流自给，扩张支出全部内生　⑤ IFRS／US GAAP 账套与审计对接</w:t>
             </w:r>
           </w:p>
         </w:tc>
@@ -8019,7 +8019,7 @@
           <w:p>
             <w:pPr>
               <w:keepNext/>
-              <w:spacing w:before="14" w:after="14" w:lineRule="auto" w:line="264"/>
+              <w:spacing w:before="12" w:after="12" w:lineRule="auto" w:line="264"/>
             </w:pPr>
             <w:r/>
             <w:r>
@@ -8028,9 +8028,9 @@
                 <w:b w:val="0"/>
                 <w:i w:val="0"/>
                 <w:color w:val="1A1A1A"/>
-                <w:sz w:val="15"/>
-              </w:rPr>
-              <w:t>高管（总经理一人统管两城）</w:t>
+                <w:sz w:val="14"/>
+              </w:rPr>
+              <w:t>高管（总经理一人统管两城）· 全职</w:t>
             </w:r>
           </w:p>
         </w:tc>
@@ -8048,7 +8048,7 @@
           <w:p>
             <w:pPr>
               <w:keepNext/>
-              <w:spacing w:before="14" w:after="14" w:lineRule="auto" w:line="264"/>
+              <w:spacing w:before="12" w:after="12" w:lineRule="auto" w:line="264"/>
               <w:jc w:val="center"/>
             </w:pPr>
             <w:r/>
@@ -8058,7 +8058,7 @@
                 <w:b w:val="0"/>
                 <w:i w:val="0"/>
                 <w:color w:val="1A1A1A"/>
-                <w:sz w:val="15"/>
+                <w:sz w:val="14"/>
               </w:rPr>
               <w:t>1</w:t>
             </w:r>
@@ -8078,7 +8078,7 @@
           <w:p>
             <w:pPr>
               <w:keepNext/>
-              <w:spacing w:before="14" w:after="14" w:lineRule="auto" w:line="264"/>
+              <w:spacing w:before="12" w:after="12" w:lineRule="auto" w:line="264"/>
               <w:jc w:val="center"/>
             </w:pPr>
             <w:r/>
@@ -8088,7 +8088,7 @@
                 <w:b w:val="0"/>
                 <w:i w:val="0"/>
                 <w:color w:val="1A1A1A"/>
-                <w:sz w:val="15"/>
+                <w:sz w:val="14"/>
               </w:rPr>
               <w:t>—</w:t>
             </w:r>
@@ -8108,7 +8108,7 @@
           <w:p>
             <w:pPr>
               <w:keepNext/>
-              <w:spacing w:before="14" w:after="14" w:lineRule="auto" w:line="264"/>
+              <w:spacing w:before="12" w:after="12" w:lineRule="auto" w:line="264"/>
               <w:jc w:val="center"/>
             </w:pPr>
             <w:r/>
@@ -8118,7 +8118,7 @@
                 <w:b w:val="0"/>
                 <w:i w:val="0"/>
                 <w:color w:val="1A1A1A"/>
-                <w:sz w:val="15"/>
+                <w:sz w:val="14"/>
               </w:rPr>
               <w:t>1</w:t>
             </w:r>
@@ -8138,7 +8138,7 @@
           <w:p>
             <w:pPr>
               <w:keepNext/>
-              <w:spacing w:before="14" w:after="14" w:lineRule="auto" w:line="264"/>
+              <w:spacing w:before="12" w:after="12" w:lineRule="auto" w:line="264"/>
               <w:jc w:val="center"/>
             </w:pPr>
             <w:r/>
@@ -8148,7 +8148,7 @@
                 <w:b w:val="0"/>
                 <w:i w:val="0"/>
                 <w:color w:val="1A1A1A"/>
-                <w:sz w:val="15"/>
+                <w:sz w:val="14"/>
               </w:rPr>
               <w:t>243,000</w:t>
             </w:r>
@@ -8171,7 +8171,7 @@
           <w:p>
             <w:pPr>
               <w:keepNext/>
-              <w:spacing w:before="14" w:after="14" w:lineRule="auto" w:line="264"/>
+              <w:spacing w:before="12" w:after="12" w:lineRule="auto" w:line="264"/>
             </w:pPr>
             <w:r/>
             <w:r>
@@ -8180,9 +8180,9 @@
                 <w:b w:val="0"/>
                 <w:i w:val="0"/>
                 <w:color w:val="1A1A1A"/>
-                <w:sz w:val="15"/>
-              </w:rPr>
-              <w:t>销售与展厅</w:t>
+                <w:sz w:val="14"/>
+              </w:rPr>
+              <w:t>销售与展厅 · 全职</w:t>
             </w:r>
           </w:p>
         </w:tc>
@@ -8201,7 +8201,7 @@
           <w:p>
             <w:pPr>
               <w:keepNext/>
-              <w:spacing w:before="14" w:after="14" w:lineRule="auto" w:line="264"/>
+              <w:spacing w:before="12" w:after="12" w:lineRule="auto" w:line="264"/>
               <w:jc w:val="center"/>
             </w:pPr>
             <w:r/>
@@ -8211,7 +8211,7 @@
                 <w:b w:val="0"/>
                 <w:i w:val="0"/>
                 <w:color w:val="1A1A1A"/>
-                <w:sz w:val="15"/>
+                <w:sz w:val="14"/>
               </w:rPr>
               <w:t>5</w:t>
             </w:r>
@@ -8232,7 +8232,7 @@
           <w:p>
             <w:pPr>
               <w:keepNext/>
-              <w:spacing w:before="14" w:after="14" w:lineRule="auto" w:line="264"/>
+              <w:spacing w:before="12" w:after="12" w:lineRule="auto" w:line="264"/>
               <w:jc w:val="center"/>
             </w:pPr>
             <w:r/>
@@ -8242,7 +8242,7 @@
                 <w:b w:val="0"/>
                 <w:i w:val="0"/>
                 <w:color w:val="1A1A1A"/>
-                <w:sz w:val="15"/>
+                <w:sz w:val="14"/>
               </w:rPr>
               <w:t>5</w:t>
             </w:r>
@@ -8263,7 +8263,7 @@
           <w:p>
             <w:pPr>
               <w:keepNext/>
-              <w:spacing w:before="14" w:after="14" w:lineRule="auto" w:line="264"/>
+              <w:spacing w:before="12" w:after="12" w:lineRule="auto" w:line="264"/>
               <w:jc w:val="center"/>
             </w:pPr>
             <w:r/>
@@ -8273,7 +8273,7 @@
                 <w:b w:val="0"/>
                 <w:i w:val="0"/>
                 <w:color w:val="1A1A1A"/>
-                <w:sz w:val="15"/>
+                <w:sz w:val="14"/>
               </w:rPr>
               <w:t>10</w:t>
             </w:r>
@@ -8294,7 +8294,7 @@
           <w:p>
             <w:pPr>
               <w:keepNext/>
-              <w:spacing w:before="14" w:after="14" w:lineRule="auto" w:line="264"/>
+              <w:spacing w:before="12" w:after="12" w:lineRule="auto" w:line="264"/>
               <w:jc w:val="center"/>
             </w:pPr>
             <w:r/>
@@ -8304,7 +8304,7 @@
                 <w:b w:val="0"/>
                 <w:i w:val="0"/>
                 <w:color w:val="1A1A1A"/>
-                <w:sz w:val="15"/>
+                <w:sz w:val="14"/>
               </w:rPr>
               <w:t>351,450</w:t>
             </w:r>
@@ -8326,7 +8326,7 @@
           <w:p>
             <w:pPr>
               <w:keepNext/>
-              <w:spacing w:before="14" w:after="14" w:lineRule="auto" w:line="264"/>
+              <w:spacing w:before="12" w:after="12" w:lineRule="auto" w:line="264"/>
             </w:pPr>
             <w:r/>
             <w:r>
@@ -8335,9 +8335,9 @@
                 <w:b w:val="0"/>
                 <w:i w:val="0"/>
                 <w:color w:val="1A1A1A"/>
-                <w:sz w:val="15"/>
-              </w:rPr>
-              <w:t>仓储与物流</w:t>
+                <w:sz w:val="14"/>
+              </w:rPr>
+              <w:t>仓储与物流 · 全职</w:t>
             </w:r>
           </w:p>
         </w:tc>
@@ -8355,7 +8355,7 @@
           <w:p>
             <w:pPr>
               <w:keepNext/>
-              <w:spacing w:before="14" w:after="14" w:lineRule="auto" w:line="264"/>
+              <w:spacing w:before="12" w:after="12" w:lineRule="auto" w:line="264"/>
               <w:jc w:val="center"/>
             </w:pPr>
             <w:r/>
@@ -8365,7 +8365,7 @@
                 <w:b w:val="0"/>
                 <w:i w:val="0"/>
                 <w:color w:val="1A1A1A"/>
-                <w:sz w:val="15"/>
+                <w:sz w:val="14"/>
               </w:rPr>
               <w:t>3</w:t>
             </w:r>
@@ -8385,7 +8385,7 @@
           <w:p>
             <w:pPr>
               <w:keepNext/>
-              <w:spacing w:before="14" w:after="14" w:lineRule="auto" w:line="264"/>
+              <w:spacing w:before="12" w:after="12" w:lineRule="auto" w:line="264"/>
               <w:jc w:val="center"/>
             </w:pPr>
             <w:r/>
@@ -8395,7 +8395,7 @@
                 <w:b w:val="0"/>
                 <w:i w:val="0"/>
                 <w:color w:val="1A1A1A"/>
-                <w:sz w:val="15"/>
+                <w:sz w:val="14"/>
               </w:rPr>
               <w:t>1</w:t>
             </w:r>
@@ -8415,7 +8415,7 @@
           <w:p>
             <w:pPr>
               <w:keepNext/>
-              <w:spacing w:before="14" w:after="14" w:lineRule="auto" w:line="264"/>
+              <w:spacing w:before="12" w:after="12" w:lineRule="auto" w:line="264"/>
               <w:jc w:val="center"/>
             </w:pPr>
             <w:r/>
@@ -8425,7 +8425,7 @@
                 <w:b w:val="0"/>
                 <w:i w:val="0"/>
                 <w:color w:val="1A1A1A"/>
-                <w:sz w:val="15"/>
+                <w:sz w:val="14"/>
               </w:rPr>
               <w:t>4</w:t>
             </w:r>
@@ -8445,7 +8445,7 @@
           <w:p>
             <w:pPr>
               <w:keepNext/>
-              <w:spacing w:before="14" w:after="14" w:lineRule="auto" w:line="264"/>
+              <w:spacing w:before="12" w:after="12" w:lineRule="auto" w:line="264"/>
               <w:jc w:val="center"/>
             </w:pPr>
             <w:r/>
@@ -8455,7 +8455,7 @@
                 <w:b w:val="0"/>
                 <w:i w:val="0"/>
                 <w:color w:val="1A1A1A"/>
-                <w:sz w:val="15"/>
+                <w:sz w:val="14"/>
               </w:rPr>
               <w:t>59,400</w:t>
             </w:r>
@@ -8478,7 +8478,7 @@
           <w:p>
             <w:pPr>
               <w:keepNext/>
-              <w:spacing w:before="14" w:after="14" w:lineRule="auto" w:line="264"/>
+              <w:spacing w:before="12" w:after="12" w:lineRule="auto" w:line="264"/>
             </w:pPr>
             <w:r/>
             <w:r>
@@ -8487,9 +8487,9 @@
                 <w:b w:val="0"/>
                 <w:i w:val="0"/>
                 <w:color w:val="1A1A1A"/>
-                <w:sz w:val="15"/>
-              </w:rPr>
-              <w:t>电商与 IT 开发（总经理直属）</w:t>
+                <w:sz w:val="14"/>
+              </w:rPr>
+              <w:t>电商与 IT 开发（总经理直属）· 全职</w:t>
             </w:r>
           </w:p>
         </w:tc>
@@ -8508,7 +8508,7 @@
           <w:p>
             <w:pPr>
               <w:keepNext/>
-              <w:spacing w:before="14" w:after="14" w:lineRule="auto" w:line="264"/>
+              <w:spacing w:before="12" w:after="12" w:lineRule="auto" w:line="264"/>
               <w:jc w:val="center"/>
             </w:pPr>
             <w:r/>
@@ -8518,7 +8518,7 @@
                 <w:b w:val="0"/>
                 <w:i w:val="0"/>
                 <w:color w:val="1A1A1A"/>
-                <w:sz w:val="15"/>
+                <w:sz w:val="14"/>
               </w:rPr>
               <w:t>2</w:t>
             </w:r>
@@ -8539,7 +8539,7 @@
           <w:p>
             <w:pPr>
               <w:keepNext/>
-              <w:spacing w:before="14" w:after="14" w:lineRule="auto" w:line="264"/>
+              <w:spacing w:before="12" w:after="12" w:lineRule="auto" w:line="264"/>
               <w:jc w:val="center"/>
             </w:pPr>
             <w:r/>
@@ -8549,7 +8549,7 @@
                 <w:b w:val="0"/>
                 <w:i w:val="0"/>
                 <w:color w:val="1A1A1A"/>
-                <w:sz w:val="15"/>
+                <w:sz w:val="14"/>
               </w:rPr>
               <w:t>—</w:t>
             </w:r>
@@ -8570,7 +8570,7 @@
           <w:p>
             <w:pPr>
               <w:keepNext/>
-              <w:spacing w:before="14" w:after="14" w:lineRule="auto" w:line="264"/>
+              <w:spacing w:before="12" w:after="12" w:lineRule="auto" w:line="264"/>
               <w:jc w:val="center"/>
             </w:pPr>
             <w:r/>
@@ -8580,7 +8580,7 @@
                 <w:b w:val="0"/>
                 <w:i w:val="0"/>
                 <w:color w:val="1A1A1A"/>
-                <w:sz w:val="15"/>
+                <w:sz w:val="14"/>
               </w:rPr>
               <w:t>2</w:t>
             </w:r>
@@ -8601,7 +8601,7 @@
           <w:p>
             <w:pPr>
               <w:keepNext/>
-              <w:spacing w:before="14" w:after="14" w:lineRule="auto" w:line="264"/>
+              <w:spacing w:before="12" w:after="12" w:lineRule="auto" w:line="264"/>
               <w:jc w:val="center"/>
             </w:pPr>
             <w:r/>
@@ -8611,7 +8611,7 @@
                 <w:b w:val="0"/>
                 <w:i w:val="0"/>
                 <w:color w:val="1A1A1A"/>
-                <w:sz w:val="15"/>
+                <w:sz w:val="14"/>
               </w:rPr>
               <w:t>121,500</w:t>
             </w:r>
@@ -8633,7 +8633,7 @@
           <w:p>
             <w:pPr>
               <w:keepNext/>
-              <w:spacing w:before="14" w:after="14" w:lineRule="auto" w:line="264"/>
+              <w:spacing w:before="12" w:after="12" w:lineRule="auto" w:line="264"/>
             </w:pPr>
             <w:r/>
             <w:r>
@@ -8642,9 +8642,9 @@
                 <w:b w:val="0"/>
                 <w:i w:val="0"/>
                 <w:color w:val="1A1A1A"/>
-                <w:sz w:val="15"/>
-              </w:rPr>
-              <w:t>财务、采购与行政（兼客服）</w:t>
+                <w:sz w:val="14"/>
+              </w:rPr>
+              <w:t>财务、采购与行政（兼客服）· 全职</w:t>
             </w:r>
           </w:p>
         </w:tc>
@@ -8662,7 +8662,7 @@
           <w:p>
             <w:pPr>
               <w:keepNext/>
-              <w:spacing w:before="14" w:after="14" w:lineRule="auto" w:line="264"/>
+              <w:spacing w:before="12" w:after="12" w:lineRule="auto" w:line="264"/>
               <w:jc w:val="center"/>
             </w:pPr>
             <w:r/>
@@ -8672,7 +8672,7 @@
                 <w:b w:val="0"/>
                 <w:i w:val="0"/>
                 <w:color w:val="1A1A1A"/>
-                <w:sz w:val="15"/>
+                <w:sz w:val="14"/>
               </w:rPr>
               <w:t>1</w:t>
             </w:r>
@@ -8692,7 +8692,7 @@
           <w:p>
             <w:pPr>
               <w:keepNext/>
-              <w:spacing w:before="14" w:after="14" w:lineRule="auto" w:line="264"/>
+              <w:spacing w:before="12" w:after="12" w:lineRule="auto" w:line="264"/>
               <w:jc w:val="center"/>
             </w:pPr>
             <w:r/>
@@ -8702,7 +8702,7 @@
                 <w:b w:val="0"/>
                 <w:i w:val="0"/>
                 <w:color w:val="1A1A1A"/>
-                <w:sz w:val="15"/>
+                <w:sz w:val="14"/>
               </w:rPr>
               <w:t>—</w:t>
             </w:r>
@@ -8722,7 +8722,7 @@
           <w:p>
             <w:pPr>
               <w:keepNext/>
-              <w:spacing w:before="14" w:after="14" w:lineRule="auto" w:line="264"/>
+              <w:spacing w:before="12" w:after="12" w:lineRule="auto" w:line="264"/>
               <w:jc w:val="center"/>
             </w:pPr>
             <w:r/>
@@ -8732,7 +8732,7 @@
                 <w:b w:val="0"/>
                 <w:i w:val="0"/>
                 <w:color w:val="1A1A1A"/>
-                <w:sz w:val="15"/>
+                <w:sz w:val="14"/>
               </w:rPr>
               <w:t>1</w:t>
             </w:r>
@@ -8752,7 +8752,7 @@
           <w:p>
             <w:pPr>
               <w:keepNext/>
-              <w:spacing w:before="14" w:after="14" w:lineRule="auto" w:line="264"/>
+              <w:spacing w:before="12" w:after="12" w:lineRule="auto" w:line="264"/>
               <w:jc w:val="center"/>
             </w:pPr>
             <w:r/>
@@ -8762,7 +8762,7 @@
                 <w:b w:val="0"/>
                 <w:i w:val="0"/>
                 <w:color w:val="1A1A1A"/>
-                <w:sz w:val="15"/>
+                <w:sz w:val="14"/>
               </w:rPr>
               <w:t>47,250</w:t>
             </w:r>
@@ -8785,18 +8785,18 @@
           <w:p>
             <w:pPr>
               <w:keepNext/>
-              <w:spacing w:before="14" w:after="14" w:lineRule="auto" w:line="264"/>
-            </w:pPr>
-            <w:r/>
-            <w:r>
-              <w:rPr>
-                <w:rFonts w:ascii="Calibri" w:hAnsi="Calibri" w:eastAsia="Microsoft YaHei"/>
-                <w:b w:val="0"/>
-                <w:i w:val="0"/>
-                <w:color w:val="1A1A1A"/>
-                <w:sz w:val="15"/>
-              </w:rPr>
-              <w:t>设计、摄影、代运营、法务、报关</w:t>
+              <w:spacing w:before="12" w:after="12" w:lineRule="auto" w:line="264"/>
+            </w:pPr>
+            <w:r/>
+            <w:r>
+              <w:rPr>
+                <w:rFonts w:ascii="Calibri" w:hAnsi="Calibri" w:eastAsia="Microsoft YaHei"/>
+                <w:b/>
+                <w:i w:val="0"/>
+                <w:color w:val="0B2545"/>
+                <w:sz w:val="14"/>
+              </w:rPr>
+              <w:t>全职编制合计</w:t>
             </w:r>
           </w:p>
         </w:tc>
@@ -8815,19 +8815,19 @@
           <w:p>
             <w:pPr>
               <w:keepNext/>
-              <w:spacing w:before="14" w:after="14" w:lineRule="auto" w:line="264"/>
+              <w:spacing w:before="12" w:after="12" w:lineRule="auto" w:line="264"/>
               <w:jc w:val="center"/>
             </w:pPr>
             <w:r/>
             <w:r>
               <w:rPr>
                 <w:rFonts w:ascii="Calibri" w:hAnsi="Calibri" w:eastAsia="Microsoft YaHei"/>
-                <w:b w:val="0"/>
-                <w:i w:val="0"/>
-                <w:color w:val="1A1A1A"/>
-                <w:sz w:val="15"/>
-              </w:rPr>
-              <w:t>外包</w:t>
+                <w:b/>
+                <w:i w:val="0"/>
+                <w:color w:val="0B2545"/>
+                <w:sz w:val="14"/>
+              </w:rPr>
+              <w:t>12</w:t>
             </w:r>
           </w:p>
         </w:tc>
@@ -8846,19 +8846,19 @@
           <w:p>
             <w:pPr>
               <w:keepNext/>
-              <w:spacing w:before="14" w:after="14" w:lineRule="auto" w:line="264"/>
+              <w:spacing w:before="12" w:after="12" w:lineRule="auto" w:line="264"/>
               <w:jc w:val="center"/>
             </w:pPr>
             <w:r/>
             <w:r>
               <w:rPr>
                 <w:rFonts w:ascii="Calibri" w:hAnsi="Calibri" w:eastAsia="Microsoft YaHei"/>
-                <w:b w:val="0"/>
-                <w:i w:val="0"/>
-                <w:color w:val="1A1A1A"/>
-                <w:sz w:val="15"/>
-              </w:rPr>
-              <w:t>外包</w:t>
+                <w:b/>
+                <w:i w:val="0"/>
+                <w:color w:val="0B2545"/>
+                <w:sz w:val="14"/>
+              </w:rPr>
+              <w:t>6</w:t>
             </w:r>
           </w:p>
         </w:tc>
@@ -8877,19 +8877,19 @@
           <w:p>
             <w:pPr>
               <w:keepNext/>
-              <w:spacing w:before="14" w:after="14" w:lineRule="auto" w:line="264"/>
+              <w:spacing w:before="12" w:after="12" w:lineRule="auto" w:line="264"/>
               <w:jc w:val="center"/>
             </w:pPr>
             <w:r/>
             <w:r>
               <w:rPr>
                 <w:rFonts w:ascii="Calibri" w:hAnsi="Calibri" w:eastAsia="Microsoft YaHei"/>
-                <w:b w:val="0"/>
-                <w:i w:val="0"/>
-                <w:color w:val="1A1A1A"/>
-                <w:sz w:val="15"/>
-              </w:rPr>
-              <w:t>0</w:t>
+                <w:b/>
+                <w:i w:val="0"/>
+                <w:color w:val="0B2545"/>
+                <w:sz w:val="14"/>
+              </w:rPr>
+              <w:t>18</w:t>
             </w:r>
           </w:p>
         </w:tc>
@@ -8908,19 +8908,19 @@
           <w:p>
             <w:pPr>
               <w:keepNext/>
-              <w:spacing w:before="14" w:after="14" w:lineRule="auto" w:line="264"/>
+              <w:spacing w:before="12" w:after="12" w:lineRule="auto" w:line="264"/>
               <w:jc w:val="center"/>
             </w:pPr>
             <w:r/>
             <w:r>
               <w:rPr>
                 <w:rFonts w:ascii="Calibri" w:hAnsi="Calibri" w:eastAsia="Microsoft YaHei"/>
-                <w:b w:val="0"/>
-                <w:i w:val="0"/>
-                <w:color w:val="1A1A1A"/>
-                <w:sz w:val="15"/>
-              </w:rPr>
-              <w:t>不设编制，按项目计费</w:t>
+                <w:b/>
+                <w:i w:val="0"/>
+                <w:color w:val="0B2545"/>
+                <w:sz w:val="14"/>
+              </w:rPr>
+              <w:t>815,400</w:t>
             </w:r>
           </w:p>
         </w:tc>
@@ -8929,164 +8929,300 @@
         <w:tc>
           <w:tcPr>
             <w:tcW w:type="dxa" w:w="2948"/>
-            <w:tcBorders>
-              <w:top w:val="single" w:sz="8" w:space="0" w:color="B08D3F"/>
-            </w:tcBorders>
-            <w:shd w:val="clear" w:color="auto" w:fill="F3EBDA"/>
-            <w:tcMar>
-              <w:top w:w="40" w:type="dxa"/>
-              <w:left w:w="90" w:type="dxa"/>
-              <w:bottom w:w="40" w:type="dxa"/>
-              <w:right w:w="90" w:type="dxa"/>
-            </w:tcMar>
-            <w:vAlign w:val="center"/>
-          </w:tcPr>
-          <w:p>
-            <w:pPr>
-              <w:spacing w:before="14" w:after="14" w:lineRule="auto" w:line="264"/>
-            </w:pPr>
-            <w:r/>
-            <w:r>
-              <w:rPr>
-                <w:rFonts w:ascii="Calibri" w:hAnsi="Calibri" w:eastAsia="Microsoft YaHei"/>
-                <w:b/>
-                <w:i w:val="0"/>
-                <w:color w:val="0B2545"/>
-                <w:sz w:val="15"/>
-              </w:rPr>
-              <w:t>合计编制</w:t>
+            <w:tcMar>
+              <w:top w:w="40" w:type="dxa"/>
+              <w:left w:w="90" w:type="dxa"/>
+              <w:bottom w:w="40" w:type="dxa"/>
+              <w:right w:w="90" w:type="dxa"/>
+            </w:tcMar>
+            <w:vAlign w:val="center"/>
+          </w:tcPr>
+          <w:p>
+            <w:pPr>
+              <w:keepNext/>
+              <w:spacing w:before="12" w:after="12" w:lineRule="auto" w:line="264"/>
+            </w:pPr>
+            <w:r/>
+            <w:r>
+              <w:rPr>
+                <w:rFonts w:ascii="Calibri" w:hAnsi="Calibri" w:eastAsia="Microsoft YaHei"/>
+                <w:b w:val="0"/>
+                <w:i w:val="0"/>
+                <w:color w:val="1A1A1A"/>
+                <w:sz w:val="14"/>
+              </w:rPr>
+              <w:t>兼职销售代表（长期提成协议，不入编制）</w:t>
             </w:r>
           </w:p>
         </w:tc>
         <w:tc>
           <w:tcPr>
             <w:tcW w:type="dxa" w:w="1871"/>
-            <w:tcBorders>
-              <w:top w:val="single" w:sz="8" w:space="0" w:color="B08D3F"/>
-            </w:tcBorders>
-            <w:shd w:val="clear" w:color="auto" w:fill="F3EBDA"/>
-            <w:tcMar>
-              <w:top w:w="40" w:type="dxa"/>
-              <w:left w:w="90" w:type="dxa"/>
-              <w:bottom w:w="40" w:type="dxa"/>
-              <w:right w:w="90" w:type="dxa"/>
-            </w:tcMar>
-            <w:vAlign w:val="center"/>
-          </w:tcPr>
-          <w:p>
-            <w:pPr>
-              <w:spacing w:before="14" w:after="14" w:lineRule="auto" w:line="264"/>
+            <w:tcMar>
+              <w:top w:w="40" w:type="dxa"/>
+              <w:left w:w="90" w:type="dxa"/>
+              <w:bottom w:w="40" w:type="dxa"/>
+              <w:right w:w="90" w:type="dxa"/>
+            </w:tcMar>
+            <w:vAlign w:val="center"/>
+          </w:tcPr>
+          <w:p>
+            <w:pPr>
+              <w:keepNext/>
+              <w:spacing w:before="12" w:after="12" w:lineRule="auto" w:line="264"/>
               <w:jc w:val="center"/>
             </w:pPr>
             <w:r/>
             <w:r>
               <w:rPr>
                 <w:rFonts w:ascii="Calibri" w:hAnsi="Calibri" w:eastAsia="Microsoft YaHei"/>
-                <w:b/>
-                <w:i w:val="0"/>
-                <w:color w:val="0B2545"/>
-                <w:sz w:val="15"/>
-              </w:rPr>
-              <w:t>12</w:t>
+                <w:b w:val="0"/>
+                <w:i w:val="0"/>
+                <w:color w:val="1A1A1A"/>
+                <w:sz w:val="14"/>
+              </w:rPr>
+              <w:t>首年 50 名</w:t>
             </w:r>
           </w:p>
         </w:tc>
         <w:tc>
           <w:tcPr>
             <w:tcW w:type="dxa" w:w="1871"/>
-            <w:tcBorders>
-              <w:top w:val="single" w:sz="8" w:space="0" w:color="B08D3F"/>
-            </w:tcBorders>
-            <w:shd w:val="clear" w:color="auto" w:fill="F3EBDA"/>
-            <w:tcMar>
-              <w:top w:w="40" w:type="dxa"/>
-              <w:left w:w="90" w:type="dxa"/>
-              <w:bottom w:w="40" w:type="dxa"/>
-              <w:right w:w="90" w:type="dxa"/>
-            </w:tcMar>
-            <w:vAlign w:val="center"/>
-          </w:tcPr>
-          <w:p>
-            <w:pPr>
-              <w:spacing w:before="14" w:after="14" w:lineRule="auto" w:line="264"/>
+            <w:tcMar>
+              <w:top w:w="40" w:type="dxa"/>
+              <w:left w:w="90" w:type="dxa"/>
+              <w:bottom w:w="40" w:type="dxa"/>
+              <w:right w:w="90" w:type="dxa"/>
+            </w:tcMar>
+            <w:vAlign w:val="center"/>
+          </w:tcPr>
+          <w:p>
+            <w:pPr>
+              <w:keepNext/>
+              <w:spacing w:before="12" w:after="12" w:lineRule="auto" w:line="264"/>
               <w:jc w:val="center"/>
             </w:pPr>
             <w:r/>
             <w:r>
               <w:rPr>
                 <w:rFonts w:ascii="Calibri" w:hAnsi="Calibri" w:eastAsia="Microsoft YaHei"/>
-                <w:b/>
-                <w:i w:val="0"/>
-                <w:color w:val="0B2545"/>
-                <w:sz w:val="15"/>
-              </w:rPr>
-              <w:t>6</w:t>
+                <w:b w:val="0"/>
+                <w:i w:val="0"/>
+                <w:color w:val="1A1A1A"/>
+                <w:sz w:val="14"/>
+              </w:rPr>
+              <w:t>首年 30 名</w:t>
             </w:r>
           </w:p>
         </w:tc>
         <w:tc>
           <w:tcPr>
             <w:tcW w:type="dxa" w:w="1247"/>
-            <w:tcBorders>
-              <w:top w:val="single" w:sz="8" w:space="0" w:color="B08D3F"/>
-            </w:tcBorders>
-            <w:shd w:val="clear" w:color="auto" w:fill="F3EBDA"/>
-            <w:tcMar>
-              <w:top w:w="40" w:type="dxa"/>
-              <w:left w:w="90" w:type="dxa"/>
-              <w:bottom w:w="40" w:type="dxa"/>
-              <w:right w:w="90" w:type="dxa"/>
-            </w:tcMar>
-            <w:vAlign w:val="center"/>
-          </w:tcPr>
-          <w:p>
-            <w:pPr>
-              <w:spacing w:before="14" w:after="14" w:lineRule="auto" w:line="264"/>
+            <w:tcMar>
+              <w:top w:w="40" w:type="dxa"/>
+              <w:left w:w="90" w:type="dxa"/>
+              <w:bottom w:w="40" w:type="dxa"/>
+              <w:right w:w="90" w:type="dxa"/>
+            </w:tcMar>
+            <w:vAlign w:val="center"/>
+          </w:tcPr>
+          <w:p>
+            <w:pPr>
+              <w:keepNext/>
+              <w:spacing w:before="12" w:after="12" w:lineRule="auto" w:line="264"/>
               <w:jc w:val="center"/>
             </w:pPr>
             <w:r/>
             <w:r>
               <w:rPr>
                 <w:rFonts w:ascii="Calibri" w:hAnsi="Calibri" w:eastAsia="Microsoft YaHei"/>
-                <w:b/>
-                <w:i w:val="0"/>
-                <w:color w:val="0B2545"/>
-                <w:sz w:val="15"/>
-              </w:rPr>
-              <w:t>18</w:t>
+                <w:b w:val="0"/>
+                <w:i w:val="0"/>
+                <w:color w:val="1A1A1A"/>
+                <w:sz w:val="14"/>
+              </w:rPr>
+              <w:t>首年 80 名</w:t>
             </w:r>
           </w:p>
         </w:tc>
         <w:tc>
           <w:tcPr>
             <w:tcW w:type="dxa" w:w="2154"/>
-            <w:tcBorders>
-              <w:top w:val="single" w:sz="8" w:space="0" w:color="B08D3F"/>
-            </w:tcBorders>
-            <w:shd w:val="clear" w:color="auto" w:fill="F3EBDA"/>
-            <w:tcMar>
-              <w:top w:w="40" w:type="dxa"/>
-              <w:left w:w="90" w:type="dxa"/>
-              <w:bottom w:w="40" w:type="dxa"/>
-              <w:right w:w="90" w:type="dxa"/>
-            </w:tcMar>
-            <w:vAlign w:val="center"/>
-          </w:tcPr>
-          <w:p>
-            <w:pPr>
-              <w:spacing w:before="14" w:after="14" w:lineRule="auto" w:line="264"/>
+            <w:tcMar>
+              <w:top w:w="40" w:type="dxa"/>
+              <w:left w:w="90" w:type="dxa"/>
+              <w:bottom w:w="40" w:type="dxa"/>
+              <w:right w:w="90" w:type="dxa"/>
+            </w:tcMar>
+            <w:vAlign w:val="center"/>
+          </w:tcPr>
+          <w:p>
+            <w:pPr>
+              <w:keepNext/>
+              <w:spacing w:before="12" w:after="12" w:lineRule="auto" w:line="264"/>
               <w:jc w:val="center"/>
             </w:pPr>
             <w:r/>
             <w:r>
               <w:rPr>
                 <w:rFonts w:ascii="Calibri" w:hAnsi="Calibri" w:eastAsia="Microsoft YaHei"/>
-                <w:b/>
-                <w:i w:val="0"/>
-                <w:color w:val="0B2545"/>
-                <w:sz w:val="15"/>
-              </w:rPr>
-              <w:t>815,400</w:t>
+                <w:b w:val="0"/>
+                <w:i w:val="0"/>
+                <w:color w:val="1A1A1A"/>
+                <w:sz w:val="14"/>
+              </w:rPr>
+              <w:t>零固定人工，按回款计提</w:t>
+            </w:r>
+          </w:p>
+        </w:tc>
+      </w:tr>
+      <w:tr>
+        <w:tc>
+          <w:tcPr>
+            <w:tcW w:type="dxa" w:w="2948"/>
+            <w:shd w:val="clear" w:color="auto" w:fill="F2F4F7"/>
+            <w:tcMar>
+              <w:top w:w="40" w:type="dxa"/>
+              <w:left w:w="90" w:type="dxa"/>
+              <w:bottom w:w="40" w:type="dxa"/>
+              <w:right w:w="90" w:type="dxa"/>
+            </w:tcMar>
+            <w:vAlign w:val="center"/>
+          </w:tcPr>
+          <w:p>
+            <w:pPr>
+              <w:spacing w:before="12" w:after="12" w:lineRule="auto" w:line="264"/>
+            </w:pPr>
+            <w:r/>
+            <w:r>
+              <w:rPr>
+                <w:rFonts w:ascii="Calibri" w:hAnsi="Calibri" w:eastAsia="Microsoft YaHei"/>
+                <w:b w:val="0"/>
+                <w:i w:val="0"/>
+                <w:color w:val="1A1A1A"/>
+                <w:sz w:val="14"/>
+              </w:rPr>
+              <w:t>设计、摄影、代运营、法务、报关</w:t>
+            </w:r>
+          </w:p>
+        </w:tc>
+        <w:tc>
+          <w:tcPr>
+            <w:tcW w:type="dxa" w:w="1871"/>
+            <w:shd w:val="clear" w:color="auto" w:fill="F2F4F7"/>
+            <w:tcMar>
+              <w:top w:w="40" w:type="dxa"/>
+              <w:left w:w="90" w:type="dxa"/>
+              <w:bottom w:w="40" w:type="dxa"/>
+              <w:right w:w="90" w:type="dxa"/>
+            </w:tcMar>
+            <w:vAlign w:val="center"/>
+          </w:tcPr>
+          <w:p>
+            <w:pPr>
+              <w:spacing w:before="12" w:after="12" w:lineRule="auto" w:line="264"/>
+              <w:jc w:val="center"/>
+            </w:pPr>
+            <w:r/>
+            <w:r>
+              <w:rPr>
+                <w:rFonts w:ascii="Calibri" w:hAnsi="Calibri" w:eastAsia="Microsoft YaHei"/>
+                <w:b w:val="0"/>
+                <w:i w:val="0"/>
+                <w:color w:val="1A1A1A"/>
+                <w:sz w:val="14"/>
+              </w:rPr>
+              <w:t>外包</w:t>
+            </w:r>
+          </w:p>
+        </w:tc>
+        <w:tc>
+          <w:tcPr>
+            <w:tcW w:type="dxa" w:w="1871"/>
+            <w:shd w:val="clear" w:color="auto" w:fill="F2F4F7"/>
+            <w:tcMar>
+              <w:top w:w="40" w:type="dxa"/>
+              <w:left w:w="90" w:type="dxa"/>
+              <w:bottom w:w="40" w:type="dxa"/>
+              <w:right w:w="90" w:type="dxa"/>
+            </w:tcMar>
+            <w:vAlign w:val="center"/>
+          </w:tcPr>
+          <w:p>
+            <w:pPr>
+              <w:spacing w:before="12" w:after="12" w:lineRule="auto" w:line="264"/>
+              <w:jc w:val="center"/>
+            </w:pPr>
+            <w:r/>
+            <w:r>
+              <w:rPr>
+                <w:rFonts w:ascii="Calibri" w:hAnsi="Calibri" w:eastAsia="Microsoft YaHei"/>
+                <w:b w:val="0"/>
+                <w:i w:val="0"/>
+                <w:color w:val="1A1A1A"/>
+                <w:sz w:val="14"/>
+              </w:rPr>
+              <w:t>外包</w:t>
+            </w:r>
+          </w:p>
+        </w:tc>
+        <w:tc>
+          <w:tcPr>
+            <w:tcW w:type="dxa" w:w="1247"/>
+            <w:shd w:val="clear" w:color="auto" w:fill="F2F4F7"/>
+            <w:tcMar>
+              <w:top w:w="40" w:type="dxa"/>
+              <w:left w:w="90" w:type="dxa"/>
+              <w:bottom w:w="40" w:type="dxa"/>
+              <w:right w:w="90" w:type="dxa"/>
+            </w:tcMar>
+            <w:vAlign w:val="center"/>
+          </w:tcPr>
+          <w:p>
+            <w:pPr>
+              <w:spacing w:before="12" w:after="12" w:lineRule="auto" w:line="264"/>
+              <w:jc w:val="center"/>
+            </w:pPr>
+            <w:r/>
+            <w:r>
+              <w:rPr>
+                <w:rFonts w:ascii="Calibri" w:hAnsi="Calibri" w:eastAsia="Microsoft YaHei"/>
+                <w:b w:val="0"/>
+                <w:i w:val="0"/>
+                <w:color w:val="1A1A1A"/>
+                <w:sz w:val="14"/>
+              </w:rPr>
+              <w:t>0</w:t>
+            </w:r>
+          </w:p>
+        </w:tc>
+        <w:tc>
+          <w:tcPr>
+            <w:tcW w:type="dxa" w:w="2154"/>
+            <w:shd w:val="clear" w:color="auto" w:fill="F2F4F7"/>
+            <w:tcMar>
+              <w:top w:w="40" w:type="dxa"/>
+              <w:left w:w="90" w:type="dxa"/>
+              <w:bottom w:w="40" w:type="dxa"/>
+              <w:right w:w="90" w:type="dxa"/>
+            </w:tcMar>
+            <w:vAlign w:val="center"/>
+          </w:tcPr>
+          <w:p>
+            <w:pPr>
+              <w:spacing w:before="12" w:after="12" w:lineRule="auto" w:line="264"/>
+              <w:jc w:val="center"/>
+            </w:pPr>
+            <w:r/>
+            <w:r>
+              <w:rPr>
+                <w:rFonts w:ascii="Calibri" w:hAnsi="Calibri" w:eastAsia="Microsoft YaHei"/>
+                <w:b w:val="0"/>
+                <w:i w:val="0"/>
+                <w:color w:val="1A1A1A"/>
+                <w:sz w:val="14"/>
+              </w:rPr>
+              <w:t>不设编制，按项目计费</w:t>
             </w:r>
           </w:p>
         </w:tc>
@@ -9119,7 +9255,7 @@
           <w:color w:val="5A6472"/>
           <w:sz w:val="14"/>
         </w:rPr>
-        <w:t>全负荷成本 = 税前月薪 × 1.35（IMSS 社保、INFONAVIT 住房、SAR、年终奖 15 天、休假金及州工资税 ISN 约 3%）。满编月成本 815,400 比索、年化 978 万比索；首年按分批到岗约 75% 计为 730 万比索，加 2% 销售提成 198 万比索，首年人力总成本 928 万比索（仅占收入 9.4%）。收入较上一版翻倍仅增加 3 名一线人员，因为增量覆盖由代理商网络（首年 60 家、第三年 440 家）承担；仓储主体在合作方仓库、配送由集团自有物流执行、设计摄影法务报关全部按项目外包——18 人只负责决策、系统、大客户与渠道管理四件事。</w:t>
+        <w:t>全负荷成本 = 税前月薪 × 1.35（IMSS 社保、INFONAVIT 住房、SAR、年终奖 15 天、休假金及州工资税 ISN 约 3%）。满编月成本 815,400 比索、年化 978 万比索；首年按分批到岗约 75% 计为 730 万比索，加 2% 销售提成 198 万比索，首年人力总成本 928 万比索（仅占收入 9.4%）。上表 18 人全部为全职正式编制，其中销售与展厅 10 人为全职销售人员，签订正式劳动合同并计入 IMSS 社保。在此之外，公司将在两城及周边州大量招募兼职销售代表，签订长期提成协议——无底薪、不入编制、不产生任何固定人工成本，仅按实际回款计提佣金；首年目标 80 名（墨城 50 / 蒙特雷 30），第二年 220 名，第三年 500 名。兼职提成与代理商返利同源，已计入「销售提成」与「代理商返利与渠道费用」两个科目（合计占收入 4.5%），不另增支出。这一「全职精兵 + 兼职提成大军 + 代理商网络」三层结构，是 18 人编制得以支撑 9,900 万比索首年收入的根本原因。</w:t>
       </w:r>
     </w:p>
     <w:tbl>
@@ -9219,7 +9355,7 @@
                 <w:color w:val="5A6472"/>
                 <w:sz w:val="14"/>
               </w:rPr>
-              <w:t>投资人视角：18 人编制、两城同步、90 天交付三大平台，只有在单一决策者压缩三个角色、且非核心职能全部外部化的结构下才可能实现；计划坦承这是最大优势与最大单点风险，缓释措施为——第 12 个月视业绩聘任副手、为核心管理者设立期权池、为总经理投保关键人寿险，并在投资人尽调前完成书面接班安排。</w:t>
+              <w:t>投资人视角：18 人全职编制 + 兼职提成销售队伍 + 代理商网络、两城同步、90 天交付三大平台，只有在单一决策者压缩三个角色、且非核心职能全部外部化的结构下才可能实现；计划坦承这是最大优势与最大单点风险，缓释措施为——第 12 个月视业绩聘任副手、为核心管理者设立期权池、为总经理投保关键人寿险，并在投资人尽调前完成书面接班安排。</w:t>
             </w:r>
           </w:p>
         </w:tc>
@@ -10653,7 +10789,7 @@
                 <w:color w:val="0B2545"/>
                 <w:sz w:val="23"/>
               </w:rPr>
-              <w:t>投资需求与资金用途（总投资金额约 115 万美元）</w:t>
+              <w:t>投资需求与资金用途（总投资金额约 105 万美元）</w:t>
             </w:r>
             <w:r>
               <w:rPr>
@@ -10697,7 +10833,7 @@
           <w:color w:val="1A1A1A"/>
           <w:sz w:val="15"/>
         </w:rPr>
-        <w:t>因 2 亿比索货源以寄售方式无偿供给、售出后结算，本项目不存在采购备货资金需求。总投资合计 2,055 万比索，取整 2,130 万比索（约 115 万美元）。成本控制原则有二：展厅采用模块化陈列与既有结构，装修预算压缩至常规方案的 20%；货架、叉车、配送车辆与全部办公设备一律采购二手（墨西哥工业设备二手市场成熟，同等规格通常为新品的 35–45%，不影响运营效率）。</w:t>
+        <w:t>因 2 亿比索货源以寄售方式无偿供给、售出后结算，本项目不存在采购备货资金需求。总投资合计 1,890 万比索，取整 1,950 万比索（约 105 万美元）。成本控制原则有二：展厅采用模块化陈列与既有结构，装修预算压缩至常规方案的 20%；货架、叉车、配送车辆与全部办公设备一律采购二手（墨西哥工业设备二手市场成熟，同等规格通常为新品的 35–45%，不影响运营效率）。</w:t>
       </w:r>
     </w:p>
     <w:tbl>
@@ -12463,7 +12599,7 @@
                 <w:color w:val="1A1A1A"/>
                 <w:sz w:val="14"/>
               </w:rPr>
-              <w:t>实体设立、RFC、IMMEX、NOM 认证、清关与许可</w:t>
+              <w:t>营运资金（应收账款周转；寄售模式下无备货资金）</w:t>
             </w:r>
           </w:p>
         </w:tc>
@@ -12493,7 +12629,7 @@
                 <w:color w:val="1A1A1A"/>
                 <w:sz w:val="14"/>
               </w:rPr>
-              <w:t>1,500,000</w:t>
+              <w:t>5,000,000</w:t>
             </w:r>
           </w:p>
         </w:tc>
@@ -12523,7 +12659,7 @@
                 <w:color w:val="1A1A1A"/>
                 <w:sz w:val="14"/>
               </w:rPr>
-              <w:t>81,081</w:t>
+              <w:t>270,270</w:t>
             </w:r>
           </w:p>
         </w:tc>
@@ -12552,7 +12688,7 @@
                 <w:color w:val="1A1A1A"/>
                 <w:sz w:val="14"/>
               </w:rPr>
-              <w:t>合规启动一次性支出，不可压缩</w:t>
+              <w:t>仅为账期垫付，占收入 5%</w:t>
             </w:r>
           </w:p>
         </w:tc>
@@ -12615,7 +12751,7 @@
                 <w:color w:val="1A1A1A"/>
                 <w:sz w:val="14"/>
               </w:rPr>
-              <w:t>营运资金（应收账款周转；寄售模式下无备货资金）</w:t>
+              <w:t>不可预见费（10%）</w:t>
             </w:r>
           </w:p>
         </w:tc>
@@ -12646,7 +12782,7 @@
                 <w:color w:val="1A1A1A"/>
                 <w:sz w:val="14"/>
               </w:rPr>
-              <w:t>5,000,000</w:t>
+              <w:t>1,717,800</w:t>
             </w:r>
           </w:p>
         </w:tc>
@@ -12677,7 +12813,7 @@
                 <w:color w:val="1A1A1A"/>
                 <w:sz w:val="14"/>
               </w:rPr>
-              <w:t>270,270</w:t>
+              <w:t>92,854</w:t>
             </w:r>
           </w:p>
         </w:tc>
@@ -12685,156 +12821,6 @@
           <w:tcPr>
             <w:tcW w:type="dxa" w:w="3005"/>
             <w:shd w:val="clear" w:color="auto" w:fill="F2F4F7"/>
-            <w:tcMar>
-              <w:top w:w="40" w:type="dxa"/>
-              <w:left w:w="90" w:type="dxa"/>
-              <w:bottom w:w="40" w:type="dxa"/>
-              <w:right w:w="90" w:type="dxa"/>
-            </w:tcMar>
-            <w:vAlign w:val="center"/>
-          </w:tcPr>
-          <w:p>
-            <w:pPr>
-              <w:keepNext/>
-              <w:spacing w:before="8" w:after="8" w:lineRule="auto" w:line="264"/>
-            </w:pPr>
-            <w:r/>
-            <w:r>
-              <w:rPr>
-                <w:rFonts w:ascii="Calibri" w:hAnsi="Calibri" w:eastAsia="Microsoft YaHei"/>
-                <w:b w:val="0"/>
-                <w:i w:val="0"/>
-                <w:color w:val="1A1A1A"/>
-                <w:sz w:val="14"/>
-              </w:rPr>
-              <w:t>仅为账期垫付，占收入 5%</w:t>
-            </w:r>
-          </w:p>
-        </w:tc>
-      </w:tr>
-      <w:tr>
-        <w:tc>
-          <w:tcPr>
-            <w:tcW w:type="dxa" w:w="567"/>
-            <w:tcMar>
-              <w:top w:w="40" w:type="dxa"/>
-              <w:left w:w="90" w:type="dxa"/>
-              <w:bottom w:w="40" w:type="dxa"/>
-              <w:right w:w="90" w:type="dxa"/>
-            </w:tcMar>
-            <w:vAlign w:val="center"/>
-          </w:tcPr>
-          <w:p>
-            <w:pPr>
-              <w:keepNext/>
-              <w:spacing w:before="8" w:after="8" w:lineRule="auto" w:line="264"/>
-              <w:jc w:val="center"/>
-            </w:pPr>
-            <w:r/>
-            <w:r>
-              <w:rPr>
-                <w:rFonts w:ascii="Calibri" w:hAnsi="Calibri" w:eastAsia="Microsoft YaHei"/>
-                <w:b w:val="0"/>
-                <w:i w:val="0"/>
-                <w:color w:val="1A1A1A"/>
-                <w:sz w:val="14"/>
-              </w:rPr>
-              <w:t>13</w:t>
-            </w:r>
-          </w:p>
-        </w:tc>
-        <w:tc>
-          <w:tcPr>
-            <w:tcW w:type="dxa" w:w="3402"/>
-            <w:tcMar>
-              <w:top w:w="40" w:type="dxa"/>
-              <w:left w:w="90" w:type="dxa"/>
-              <w:bottom w:w="40" w:type="dxa"/>
-              <w:right w:w="90" w:type="dxa"/>
-            </w:tcMar>
-            <w:vAlign w:val="center"/>
-          </w:tcPr>
-          <w:p>
-            <w:pPr>
-              <w:keepNext/>
-              <w:spacing w:before="8" w:after="8" w:lineRule="auto" w:line="264"/>
-            </w:pPr>
-            <w:r/>
-            <w:r>
-              <w:rPr>
-                <w:rFonts w:ascii="Calibri" w:hAnsi="Calibri" w:eastAsia="Microsoft YaHei"/>
-                <w:b w:val="0"/>
-                <w:i w:val="0"/>
-                <w:color w:val="1A1A1A"/>
-                <w:sz w:val="14"/>
-              </w:rPr>
-              <w:t>不可预见费（10%）</w:t>
-            </w:r>
-          </w:p>
-        </w:tc>
-        <w:tc>
-          <w:tcPr>
-            <w:tcW w:type="dxa" w:w="1757"/>
-            <w:tcMar>
-              <w:top w:w="40" w:type="dxa"/>
-              <w:left w:w="90" w:type="dxa"/>
-              <w:bottom w:w="40" w:type="dxa"/>
-              <w:right w:w="90" w:type="dxa"/>
-            </w:tcMar>
-            <w:vAlign w:val="center"/>
-          </w:tcPr>
-          <w:p>
-            <w:pPr>
-              <w:keepNext/>
-              <w:spacing w:before="8" w:after="8" w:lineRule="auto" w:line="264"/>
-              <w:jc w:val="center"/>
-            </w:pPr>
-            <w:r/>
-            <w:r>
-              <w:rPr>
-                <w:rFonts w:ascii="Calibri" w:hAnsi="Calibri" w:eastAsia="Microsoft YaHei"/>
-                <w:b w:val="0"/>
-                <w:i w:val="0"/>
-                <w:color w:val="1A1A1A"/>
-                <w:sz w:val="14"/>
-              </w:rPr>
-              <w:t>1,867,800</w:t>
-            </w:r>
-          </w:p>
-        </w:tc>
-        <w:tc>
-          <w:tcPr>
-            <w:tcW w:type="dxa" w:w="1361"/>
-            <w:tcMar>
-              <w:top w:w="40" w:type="dxa"/>
-              <w:left w:w="90" w:type="dxa"/>
-              <w:bottom w:w="40" w:type="dxa"/>
-              <w:right w:w="90" w:type="dxa"/>
-            </w:tcMar>
-            <w:vAlign w:val="center"/>
-          </w:tcPr>
-          <w:p>
-            <w:pPr>
-              <w:keepNext/>
-              <w:spacing w:before="8" w:after="8" w:lineRule="auto" w:line="264"/>
-              <w:jc w:val="center"/>
-            </w:pPr>
-            <w:r/>
-            <w:r>
-              <w:rPr>
-                <w:rFonts w:ascii="Calibri" w:hAnsi="Calibri" w:eastAsia="Microsoft YaHei"/>
-                <w:b w:val="0"/>
-                <w:i w:val="0"/>
-                <w:color w:val="1A1A1A"/>
-                <w:sz w:val="14"/>
-              </w:rPr>
-              <w:t>100,962</w:t>
-            </w:r>
-          </w:p>
-        </w:tc>
-        <w:tc>
-          <w:tcPr>
-            <w:tcW w:type="dxa" w:w="3005"/>
             <w:tcMar>
               <w:top w:w="40" w:type="dxa"/>
               <w:left w:w="90" w:type="dxa"/>
@@ -12947,7 +12933,7 @@
                 <w:color w:val="0B2545"/>
                 <w:sz w:val="14"/>
               </w:rPr>
-              <w:t>20,545,800 / 21,300,000</w:t>
+              <w:t>18,895,800 / 19,500,000</w:t>
             </w:r>
           </w:p>
         </w:tc>
@@ -12980,7 +12966,7 @@
                 <w:color w:val="0B2545"/>
                 <w:sz w:val="14"/>
               </w:rPr>
-              <w:t>1,110,584 / 1,150,000</w:t>
+              <w:t>1,021,395 / 1,054,054</w:t>
             </w:r>
           </w:p>
         </w:tc>
@@ -13020,7 +13006,37 @@
     </w:tbl>
     <w:p>
       <w:pPr>
-        <w:spacing w:before="0" w:after="0" w:line="80" w:lineRule="exact"/>
+        <w:spacing w:before="0" w:after="0" w:line="40" w:lineRule="exact"/>
+      </w:pPr>
+      <w:r>
+        <w:rPr>
+          <w:rFonts w:ascii="Calibri" w:hAnsi="Calibri" w:eastAsia="Microsoft YaHei"/>
+          <w:b w:val="0"/>
+          <w:i w:val="0"/>
+          <w:color w:val="1A1A1A"/>
+          <w:sz w:val="2"/>
+        </w:rPr>
+      </w:r>
+    </w:p>
+    <w:p>
+      <w:pPr>
+        <w:spacing w:before="0" w:after="60" w:lineRule="auto" w:line="264"/>
+        <w:jc w:val="both"/>
+      </w:pPr>
+      <w:r>
+        <w:rPr>
+          <w:rFonts w:ascii="Calibri" w:hAnsi="Calibri" w:eastAsia="Microsoft YaHei"/>
+          <w:b w:val="0"/>
+          <w:i w:val="0"/>
+          <w:color w:val="5A6472"/>
+          <w:sz w:val="14"/>
+        </w:rPr>
+        <w:t>注：实体设立、RFC、IMMEX、NOM 认证、清关与进出口许可等合规启动支出，不计入本项目投资预算，由集团层面单独承担。其余合规执行工作仍按第 09 节「开业前必须完成的五项前置事项」的时间要求推进，不因预算归属而延后。</w:t>
+      </w:r>
+    </w:p>
+    <w:p>
+      <w:pPr>
+        <w:spacing w:before="0" w:after="0" w:line="40" w:lineRule="exact"/>
       </w:pPr>
       <w:r>
         <w:rPr>
@@ -15148,7 +15164,7 @@
           <w:color w:val="1A1A1A"/>
           <w:sz w:val="14"/>
         </w:rPr>
-        <w:t>据此隐含企业价值按收入倍数约 1.52 亿美元、按盈利倍数约 2.41 亿美元，即 1.5 亿–2.4 亿美元（28–44 亿比索）的可信上市区间，相当于对总投资 115 万美元 130–210 倍的回报；三项不可妥协的前提：自第一年起由四大或 PCAOB 注册所出具 US GAAP／IFRS 审计报告、即刻搭建开曼或特拉华控股公司之于墨西哥 S.A. de C.V. 的离岸架构、自第一天建立符合 SOX 的内控与常设资料室。</w:t>
+        <w:t>据此隐含企业价值按收入倍数约 1.52 亿美元、按盈利倍数约 2.41 亿美元，即 1.5 亿–2.4 亿美元（28–44 亿比索）的可信上市区间，相当于对总投资 105 万美元 145–230 倍的回报；三项不可妥协的前提：自第一年起由四大或 PCAOB 注册所出具 US GAAP／IFRS 审计报告、即刻搭建开曼或特拉华控股公司之于墨西哥 S.A. de C.V. 的离岸架构、自第一天建立符合 SOX 的内控与常设资料室。</w:t>
       </w:r>
     </w:p>
     <w:p>
@@ -16527,7 +16543,7 @@
                 <w:color w:val="1A1A1A"/>
                 <w:sz w:val="14"/>
               </w:rPr>
-              <w:t>库存资金占用（比索）</w:t>
+              <w:t>兼职销售代表（提成制）</w:t>
             </w:r>
           </w:p>
         </w:tc>
@@ -16558,7 +16574,7 @@
                 <w:color w:val="1A1A1A"/>
                 <w:sz w:val="14"/>
               </w:rPr>
-              <w:t>0</w:t>
+              <w:t>80</w:t>
             </w:r>
           </w:p>
         </w:tc>
@@ -16589,7 +16605,7 @@
                 <w:color w:val="1A1A1A"/>
                 <w:sz w:val="14"/>
               </w:rPr>
-              <w:t>0</w:t>
+              <w:t>220</w:t>
             </w:r>
           </w:p>
         </w:tc>
@@ -16620,7 +16636,7 @@
                 <w:color w:val="1A1A1A"/>
                 <w:sz w:val="14"/>
               </w:rPr>
-              <w:t>0</w:t>
+              <w:t>500</w:t>
             </w:r>
           </w:p>
         </w:tc>
@@ -16765,7 +16781,7 @@
                 <w:color w:val="1A1A1A"/>
                 <w:sz w:val="14"/>
               </w:rPr>
-              <w:t>人员编制 / 人均产出</w:t>
+              <w:t>全职编制 / 人均产出</w:t>
             </w:r>
           </w:p>
         </w:tc>

--- a/CLG-Mexico/CLG墨西哥商业计划书_2026.docx
+++ b/CLG-Mexico/CLG墨西哥商业计划书_2026.docx
@@ -19,7 +19,7 @@
               <a:graphicData uri="http://schemas.openxmlformats.org/drawingml/2006/picture">
                 <pic:pic>
                   <pic:nvPicPr>
-                    <pic:cNvPr id="0" name="cover.png"/>
+                    <pic:cNvPr id="0" name="cover.jpg"/>
                     <pic:cNvPicPr/>
                   </pic:nvPicPr>
                   <pic:blipFill>

--- a/CLG-Mexico/CLG墨西哥商业计划书_2026.docx
+++ b/CLG-Mexico/CLG墨西哥商业计划书_2026.docx
@@ -343,7 +343,7 @@
           <w:color w:val="33404F"/>
           <w:sz w:val="15"/>
         </w:rPr>
-        <w:t>各年度收入按内部测算值的 60% 计列（首年 9,900 万比索、第三年 5.10 亿比索），保留 40% 安全边际。18 人编制、总经理一人统管两城、设计与创意全部外包，增量覆盖由代理商网络（首年 60 家、第三年 440 家）而非自建团队实现。第三年 EBITDA 达 9,690 万比索，为总投资额的 5.0 倍；三年累计 EBITDA 为 8.0 倍、累计净利润为 5.4 倍。</w:t>
+        <w:t>各年度收入按内部测算值的 60% 计列（首年 9,900 万比索、第三年 5.10 亿比索），保留 40% 安全边际。18 人编制由墨西哥城与蒙特雷两地团队共同承担，管理团队横跨双城并行决策、两地共同负责，设计与创意全部外包；增量覆盖由代理商网络（首年 60 家、第三年 440 家）而非自建团队实现。第三年 EBITDA 达 9,690 万比索，为总投资额的 5.0 倍；三年累计 EBITDA 为 8.0 倍、累计净利润为 5.4 倍。</w:t>
       </w:r>
     </w:p>
     <w:p>
@@ -7232,7 +7232,7 @@
                 <w:color w:val="1A1A1A"/>
                 <w:sz w:val="14"/>
               </w:rPr>
-              <w:t>总经理</w:t>
+              <w:t>双城管理团队</w:t>
             </w:r>
             <w:r>
               <w:br/>
@@ -7439,7 +7439,7 @@
                 <w:color w:val="1A1A1A"/>
                 <w:sz w:val="14"/>
               </w:rPr>
-              <w:t>总经理 ·</w:t>
+              <w:t>双城管理团队 ·</w:t>
             </w:r>
             <w:r>
               <w:br/>
@@ -7639,7 +7639,7 @@
                 <w:color w:val="1A1A1A"/>
                 <w:sz w:val="14"/>
               </w:rPr>
-              <w:t>总经理 ·</w:t>
+              <w:t>双城管理团队 ·</w:t>
             </w:r>
             <w:r>
               <w:br/>
@@ -8030,7 +8030,7 @@
                 <w:color w:val="1A1A1A"/>
                 <w:sz w:val="14"/>
               </w:rPr>
-              <w:t>高管（总经理一人统管两城）· 全职</w:t>
+              <w:t>管理团队（双城统筹、IT 与定价决策）· 全职</w:t>
             </w:r>
           </w:p>
         </w:tc>
@@ -8182,7 +8182,7 @@
                 <w:color w:val="1A1A1A"/>
                 <w:sz w:val="14"/>
               </w:rPr>
-              <w:t>销售与展厅 · 全职</w:t>
+              <w:t>销售与展厅（两地团队）· 全职</w:t>
             </w:r>
           </w:p>
         </w:tc>
@@ -8489,7 +8489,7 @@
                 <w:color w:val="1A1A1A"/>
                 <w:sz w:val="14"/>
               </w:rPr>
-              <w:t>电商与 IT 开发（总经理直属）· 全职</w:t>
+              <w:t>电商与 IT 开发（管理团队直管）· 全职</w:t>
             </w:r>
           </w:p>
         </w:tc>
@@ -9255,7 +9255,7 @@
           <w:color w:val="5A6472"/>
           <w:sz w:val="14"/>
         </w:rPr>
-        <w:t>全负荷成本 = 税前月薪 × 1.35（IMSS 社保、INFONAVIT 住房、SAR、年终奖 15 天、休假金及州工资税 ISN 约 3%）。满编月成本 815,400 比索、年化 978 万比索；首年按分批到岗约 75% 计为 730 万比索，加 2% 销售提成 198 万比索，首年人力总成本 928 万比索（仅占收入 9.4%）。上表 18 人全部为全职正式编制，其中销售与展厅 10 人为全职销售人员，签订正式劳动合同并计入 IMSS 社保。在此之外，公司将在两城及周边州大量招募兼职销售代表，签订长期提成协议——无底薪、不入编制、不产生任何固定人工成本，仅按实际回款计提佣金；首年目标 80 名（墨城 50 / 蒙特雷 30），第二年 220 名，第三年 500 名。兼职提成与代理商返利同源，已计入「销售提成」与「代理商返利与渠道费用」两个科目（合计占收入 4.5%），不另增支出。这一「全职精兵 + 兼职提成大军 + 代理商网络」三层结构，是 18 人编制得以支撑 9,900 万比索首年收入的根本原因。</w:t>
+        <w:t>全负荷成本 = 税前月薪 × 1.35（IMSS 社保、INFONAVIT 住房、SAR、年终奖 15 天、休假金及州工资税 ISN 约 3%）。满编月成本 815,400 比索、年化 978 万比索；首年按分批到岗约 75% 计为 730 万比索，加 2% 销售提成 198 万比索，首年人力总成本 928 万比索（仅占收入 9.4%）。上表 18 人全部为全职正式编制（墨西哥城 12 人、蒙特雷 6 人），签订正式劳动合同并计入 IMSS 社保；两地团队承担同一套经营目标与同一套考核指标，共用一套 ERP／WMS 与统一价盘，本计划的每一项业务均由两城团队共同执行，而非由某一城或某一人主导。其中销售与展厅 10 人为全职销售人员，墨城与蒙特雷各 5 人。在此之外，公司将在两城及周边州大量招募兼职销售代表，签订长期提成协议——无底薪、不入编制、不产生任何固定人工成本，仅按实际回款计提佣金；首年目标 80 名（墨城 50 / 蒙特雷 30），第二年 220 名，第三年 500 名。兼职提成与代理商返利同源，已计入「销售提成」与「代理商返利与渠道费用」两个科目（合计占收入 4.5%），不另增支出。这一「全职精兵 + 兼职提成大军 + 代理商网络」三层结构，是 18 人编制得以支撑 9,900 万比索首年收入的根本原因。</w:t>
       </w:r>
     </w:p>
     <w:tbl>
@@ -9307,7 +9307,7 @@
                 <w:color w:val="0B2545"/>
                 <w:sz w:val="17"/>
               </w:rPr>
-              <w:t>总经理一人统管两城：核心地位与成本效率的统一</w:t>
+              <w:t>双城管理团队：两地并行、共同执行</w:t>
             </w:r>
           </w:p>
           <w:p>
@@ -9323,7 +9323,7 @@
                 <w:color w:val="5A6472"/>
                 <w:sz w:val="14"/>
               </w:rPr>
-              <w:t>本方案取消蒙特雷独立分公司经理层，由总经理一人同时担任两座城市的最高经营负责人，蒙特雷仅设销售主管（月薪 4.5 万比索）直接向总经理汇报——每年节省全负荷人工约 130 万比索，更消除了双城之间的决策时延。18 人编制之下，总经理与每一位员工之间最多只隔一层。</w:t>
+              <w:t>本项目由墨西哥城与蒙特雷两地团队共同负责。经营责任由两地团队共同承担，管理团队横跨双城，由墨西哥城统筹岗、销售总监（墨城）、蒙特雷销售主管与财务行政主管组成；定价、授信、采购与扩张等重大事项由管理团队集体决议，日常经营各自在本城闭环。取消独立分公司经理层后，每年节省全负荷人工约 130 万比索，更消除了双城之间的决策时延与协调损耗。</w:t>
             </w:r>
           </w:p>
           <w:p>
@@ -9339,7 +9339,7 @@
                 <w:color w:val="5A6472"/>
                 <w:sz w:val="14"/>
               </w:rPr>
-              <w:t>总经理同时承担三重职能：墨西哥平台首席执行者、实际履行 CTO 职责并直接管辖全部 IT 与数字平台开发（2 人开发团队无中间层级直接汇报）、以及首席商品官（寄售货源的定价权即本项目的护城河，不可下放）。直接汇报对象：销售总监（墨城）· 蒙特雷销售主管 · IT 开发团队 2 人 · 财务行政 · 外包设计团队。</w:t>
+              <w:t>职能分工：墨西哥城团队负责寄售货源的定价与出货节奏、集团总部职能、IT 与数字平台开发（2 人开发团队由管理团队直管）、财务与采购；蒙特雷团队负责工业与劳保客户开发、展厅与仓库运营、北部代理商与兼职销售队伍。两城共用一套 ERP／WMS 与统一价盘，库存、订单与客户状态实时互通，任一城可即时调用另一城的资源。</w:t>
             </w:r>
           </w:p>
           <w:p>
@@ -9355,7 +9355,7 @@
                 <w:color w:val="5A6472"/>
                 <w:sz w:val="14"/>
               </w:rPr>
-              <w:t>投资人视角：18 人全职编制 + 兼职提成销售队伍 + 代理商网络、两城同步、90 天交付三大平台，只有在单一决策者压缩三个角色、且非核心职能全部外部化的结构下才可能实现；计划坦承这是最大优势与最大单点风险，缓释措施为——第 12 个月视业绩聘任副手、为核心管理者设立期权池、为总经理投保关键人寿险，并在投资人尽调前完成书面接班安排。</w:t>
+              <w:t>投资人视角：18 人全职编制 + 兼职提成销售队伍 + 代理商网络，两城并行推进、90 天交付三大平台，依靠的是精简管理团队的集体决策与非核心职能的全面外部化。计划坦承管理团队规模精简仍构成关键岗位依赖，缓释措施为——关键流程固化于 ERP 与书面 SOP、两地管理岗互为备份、为核心管理者设立期权池与人身保险，并于第 12 个月视业绩增补管理岗位。</w:t>
             </w:r>
           </w:p>
         </w:tc>
@@ -15798,7 +15798,7 @@
                 <w:color w:val="1A1A1A"/>
                 <w:sz w:val="13"/>
               </w:rPr>
-              <w:t>关键人与人手风险　18 人编制下总经理一人统管两城并全责 IT</w:t>
+              <w:t>关键岗位依赖　管理团队规模精简且横跨两城，任一核心岗位离职即形成缺口</w:t>
             </w:r>
           </w:p>
         </w:tc>
@@ -15827,7 +15827,7 @@
                 <w:color w:val="1A1A1A"/>
                 <w:sz w:val="13"/>
               </w:rPr>
-              <w:t>执行高度集中；第三年贸易毛利率递减</w:t>
+              <w:t>执行集中于精简团队；第三年贸易毛利率递减</w:t>
             </w:r>
           </w:p>
         </w:tc>
@@ -15855,7 +15855,7 @@
                 <w:color w:val="1A1A1A"/>
                 <w:sz w:val="13"/>
               </w:rPr>
-              <w:t>窗口即战略：用 18 个月锁定 440 家带独家条款与最低采购量的代理商；自有品牌为永久护城河，第三年 42% 毛利来自自有知识产权；关键流程固化于 ERP 与书面 SOP，设计、法务、报关、配送均有外部合作方即时补位；总经理层面以书面接班安排、期权池、关键人寿险与第 12 个月增设副手缓释</w:t>
+              <w:t>窗口即战略：用 18 个月锁定 440 家带独家条款与最低采购量的代理商；自有品牌为永久护城河，第三年 42% 毛利来自自有知识产权；关键流程固化于 ERP 与书面 SOP，两地管理岗互为备份，设计、法务、报关、配送均有外部合作方即时补位；管理团队层面以书面接班安排、核心管理者期权池、关键岗位人身保险与第 12 个月增补管理岗位缓释</w:t>
             </w:r>
           </w:p>
         </w:tc>
@@ -17210,7 +17210,7 @@
               <w:color w:val="5A6472"/>
               <w:sz w:val="15"/>
             </w:rPr>
-            <w:t>编制人：总经理 John Kim  ·  2026年9月  ·  严格保密</w:t>
+            <w:t>编制人：John Kim  ·  2026年9月  ·  严格保密</w:t>
           </w:r>
         </w:p>
       </w:tc>
